--- a/document_templates/Contracts/company/with_pledge/contract_company_with_pledge.docx
+++ b/document_templates/Contracts/company/with_pledge/contract_company_with_pledge.docx
@@ -5,6 +5,7 @@
     <w:p>
       <w:pPr>
         <w:spacing w:after="200" w:line="276" w:lineRule="auto"/>
+        <w:jc w:val="center"/>
         <w:rPr>
           <w:rFonts w:hint="default" w:ascii="Times New Roman" w:hAnsi="Times New Roman" w:eastAsia="Calibri" w:cs="Times New Roman"/>
           <w:b/>
@@ -12,47 +13,20 @@
           <w:szCs w:val="44"/>
           <w:highlight w:val="none"/>
           <w:bdr w:val="dashDotStroked" w:color="auto" w:sz="24" w:space="0"/>
-          <w:lang w:val="en-US" w:eastAsia="en-US"/>
-        </w:rPr>
-      </w:pPr>
-      <w:r>
-        <w:rPr>
-          <w:rFonts w:hint="default" w:eastAsia="Calibri" w:cs="Times New Roman"/>
+          <w:lang w:eastAsia="en-US"/>
+        </w:rPr>
+      </w:pPr>
+      <w:r>
+        <w:rPr>
+          <w:rFonts w:hint="default" w:ascii="Times New Roman" w:hAnsi="Times New Roman" w:eastAsia="Calibri" w:cs="Times New Roman"/>
           <w:b/>
           <w:sz w:val="44"/>
           <w:szCs w:val="44"/>
           <w:highlight w:val="none"/>
           <w:bdr w:val="dashDotStroked" w:color="auto" w:sz="24" w:space="0"/>
-          <w:lang w:val="en-US" w:eastAsia="en-US"/>
-        </w:rPr>
-        <w:t xml:space="preserve"> </w:t>
-      </w:r>
-    </w:p>
-    <w:p>
-      <w:pPr>
-        <w:spacing w:after="200" w:line="276" w:lineRule="auto"/>
-        <w:jc w:val="center"/>
-        <w:rPr>
-          <w:rFonts w:hint="default" w:ascii="Times New Roman" w:hAnsi="Times New Roman" w:eastAsia="Calibri" w:cs="Times New Roman"/>
-          <w:b/>
-          <w:sz w:val="44"/>
-          <w:szCs w:val="44"/>
-          <w:highlight w:val="none"/>
-          <w:bdr w:val="dashDotStroked" w:color="auto" w:sz="24" w:space="0"/>
           <w:lang w:eastAsia="en-US"/>
         </w:rPr>
-      </w:pPr>
-      <w:r>
-        <w:rPr>
-          <w:rFonts w:hint="default" w:ascii="Times New Roman" w:hAnsi="Times New Roman" w:eastAsia="Calibri" w:cs="Times New Roman"/>
-          <w:b/>
-          <w:sz w:val="44"/>
-          <w:szCs w:val="44"/>
-          <w:highlight w:val="none"/>
-          <w:bdr w:val="dashDotStroked" w:color="auto" w:sz="24" w:space="0"/>
-          <w:lang w:eastAsia="en-US"/>
-        </w:rPr>
-        <w:t xml:space="preserve">CONTRAT DE PRÊT ET GAGE    </w:t>
+        <w:t>CONTRAT DE PRÊT ET GAGE</w:t>
       </w:r>
     </w:p>
     <w:p>
@@ -535,27 +509,18 @@
           <w:highlight w:val="none"/>
           <w:shd w:val="clear" w:fill="auto"/>
         </w:rPr>
-        <w:t>${verbal_trial.applicant_last_name} ${verbal_trial.applicant_first_name} née le ${representative_birth_date}, de nationalité ${representative_nationality} domicilié à ${representative_home_address} et titulaire d’un(e) ${representative_type_of_identity_document} ${representative_number_of_identity_document} délivrée le ${representative_date_of_issue_of_identity_document},</w:t>
-      </w:r>
-      <w:r>
-        <w:rPr>
-          <w:rFonts w:hint="default" w:ascii="Times New Roman" w:hAnsi="Times New Roman" w:cs="Times New Roman"/>
-          <w:b/>
-          <w:bCs/>
-          <w:highlight w:val="none"/>
-          <w:shd w:val="clear" w:fill="auto"/>
-        </w:rPr>
-        <w:t xml:space="preserve"> </w:t>
-      </w:r>
-      <w:r>
-        <w:rPr>
-          <w:rFonts w:hint="default" w:ascii="Times New Roman" w:hAnsi="Times New Roman" w:cs="Times New Roman"/>
+        <w:t>${verbal_trial.applicant_last_name} ${verbal_trial.applicant_first_name} née le ${representative_birth_date</w:t>
+      </w:r>
+      <w:r>
+        <w:rPr>
+          <w:rFonts w:hint="default" w:cs="Times New Roman"/>
           <w:b w:val="0"/>
           <w:bCs w:val="0"/>
           <w:highlight w:val="none"/>
           <w:shd w:val="clear" w:fill="auto"/>
-        </w:rPr>
-        <w:t>Tél : $</w:t>
+          <w:lang w:val="en-US"/>
+        </w:rPr>
+        <w:t>_fr</w:t>
       </w:r>
       <w:r>
         <w:rPr>
@@ -564,19 +529,19 @@
           <w:bCs w:val="0"/>
           <w:highlight w:val="none"/>
           <w:shd w:val="clear" w:fill="auto"/>
-          <w:lang w:val="en-US"/>
-        </w:rPr>
-        <w:t>{representative_</w:t>
-      </w:r>
-      <w:r>
-        <w:rPr>
-          <w:rFonts w:hint="default" w:ascii="Times New Roman" w:hAnsi="Times New Roman" w:cs="Times New Roman"/>
+        </w:rPr>
+        <w:t>}, de nationalité ${representative_nationality} domicilié à ${representative_home_address} et titulaire d’un(e) ${representative_type_of_identity_document} ${representative_number_of_identity_document} délivrée le ${representative_date_of_issue_of_identity_document</w:t>
+      </w:r>
+      <w:r>
+        <w:rPr>
+          <w:rFonts w:hint="default" w:cs="Times New Roman"/>
           <w:b w:val="0"/>
           <w:bCs w:val="0"/>
           <w:highlight w:val="none"/>
           <w:shd w:val="clear" w:fill="auto"/>
-        </w:rPr>
-        <w:t>phone_number}</w:t>
+          <w:lang w:val="en-US"/>
+        </w:rPr>
+        <w:t>_fr</w:t>
       </w:r>
       <w:r>
         <w:rPr>
@@ -584,6 +549,57 @@
           <w:b w:val="0"/>
           <w:bCs w:val="0"/>
           <w:highlight w:val="none"/>
+          <w:shd w:val="clear" w:fill="auto"/>
+        </w:rPr>
+        <w:t>},</w:t>
+      </w:r>
+      <w:r>
+        <w:rPr>
+          <w:rFonts w:hint="default" w:ascii="Times New Roman" w:hAnsi="Times New Roman" w:cs="Times New Roman"/>
+          <w:b/>
+          <w:bCs/>
+          <w:highlight w:val="none"/>
+          <w:shd w:val="clear" w:fill="auto"/>
+        </w:rPr>
+        <w:t xml:space="preserve"> </w:t>
+      </w:r>
+      <w:r>
+        <w:rPr>
+          <w:rFonts w:hint="default" w:ascii="Times New Roman" w:hAnsi="Times New Roman" w:cs="Times New Roman"/>
+          <w:b w:val="0"/>
+          <w:bCs w:val="0"/>
+          <w:highlight w:val="none"/>
+          <w:shd w:val="clear" w:fill="auto"/>
+        </w:rPr>
+        <w:t>Tél : $</w:t>
+      </w:r>
+      <w:r>
+        <w:rPr>
+          <w:rFonts w:hint="default" w:ascii="Times New Roman" w:hAnsi="Times New Roman" w:cs="Times New Roman"/>
+          <w:b w:val="0"/>
+          <w:bCs w:val="0"/>
+          <w:highlight w:val="none"/>
+          <w:shd w:val="clear" w:fill="auto"/>
+          <w:lang w:val="en-US"/>
+        </w:rPr>
+        <w:t>{representative_</w:t>
+      </w:r>
+      <w:r>
+        <w:rPr>
+          <w:rFonts w:hint="default" w:ascii="Times New Roman" w:hAnsi="Times New Roman" w:cs="Times New Roman"/>
+          <w:b w:val="0"/>
+          <w:bCs w:val="0"/>
+          <w:highlight w:val="none"/>
+          <w:shd w:val="clear" w:fill="auto"/>
+        </w:rPr>
+        <w:t>phone_number}</w:t>
+      </w:r>
+      <w:r>
+        <w:rPr>
+          <w:rFonts w:hint="default" w:ascii="Times New Roman" w:hAnsi="Times New Roman" w:cs="Times New Roman"/>
+          <w:b w:val="0"/>
+          <w:bCs w:val="0"/>
+          <w:highlight w:val="none"/>
         </w:rPr>
         <w:t>, ayant pleins pouvoirs à l’effet des présentes,</w:t>
       </w:r>
@@ -712,6 +728,27 @@
           <w:highlight w:val="none"/>
         </w:rPr>
       </w:pPr>
+    </w:p>
+    <w:p>
+      <w:pPr>
+        <w:rPr>
+          <w:rFonts w:hint="default" w:ascii="Times New Roman" w:hAnsi="Times New Roman" w:cs="Times New Roman"/>
+          <w:b/>
+          <w:sz w:val="26"/>
+          <w:szCs w:val="26"/>
+          <w:highlight w:val="none"/>
+        </w:rPr>
+      </w:pPr>
+      <w:r>
+        <w:rPr>
+          <w:rFonts w:hint="default" w:ascii="Times New Roman" w:hAnsi="Times New Roman" w:cs="Times New Roman"/>
+          <w:b/>
+          <w:sz w:val="26"/>
+          <w:szCs w:val="26"/>
+          <w:highlight w:val="none"/>
+        </w:rPr>
+        <w:br w:type="page"/>
+      </w:r>
     </w:p>
     <w:p>
       <w:pPr>
@@ -1071,34 +1108,25 @@
           <w:tab w:val="left" w:pos="2748"/>
           <w:tab w:val="left" w:pos="3708"/>
         </w:tabs>
-        <w:jc w:val="both"/>
-        <w:rPr>
-          <w:rFonts w:hint="default" w:ascii="Times New Roman" w:hAnsi="Times New Roman" w:cs="Times New Roman"/>
-          <w:b/>
-          <w:sz w:val="24"/>
-          <w:szCs w:val="24"/>
-          <w:highlight w:val="none"/>
-        </w:rPr>
-      </w:pPr>
-      <w:r>
-        <w:rPr>
-          <w:rFonts w:hint="default" w:ascii="Times New Roman" w:hAnsi="Times New Roman" w:cs="Times New Roman"/>
-          <w:b/>
-          <w:sz w:val="24"/>
-          <w:szCs w:val="24"/>
-          <w:highlight w:val="none"/>
-        </w:rPr>
-        <w:tab/>
-      </w:r>
-      <w:r>
-        <w:rPr>
-          <w:rFonts w:hint="default" w:ascii="Times New Roman" w:hAnsi="Times New Roman" w:cs="Times New Roman"/>
-          <w:b/>
-          <w:sz w:val="24"/>
-          <w:szCs w:val="24"/>
-          <w:highlight w:val="none"/>
-        </w:rPr>
-        <w:t xml:space="preserve">Prime d’Assurance /ou Prime de risque : </w:t>
+        <w:ind w:firstLine="708" w:firstLineChars="0"/>
+        <w:jc w:val="both"/>
+        <w:rPr>
+          <w:rFonts w:hint="default" w:ascii="Times New Roman" w:hAnsi="Times New Roman" w:cs="Times New Roman"/>
+          <w:b/>
+          <w:sz w:val="24"/>
+          <w:szCs w:val="24"/>
+          <w:highlight w:val="none"/>
+        </w:rPr>
+      </w:pPr>
+      <w:r>
+        <w:rPr>
+          <w:rFonts w:hint="default" w:ascii="Times New Roman" w:hAnsi="Times New Roman" w:cs="Times New Roman"/>
+          <w:b/>
+          <w:sz w:val="24"/>
+          <w:szCs w:val="24"/>
+          <w:highlight w:val="none"/>
+        </w:rPr>
+        <w:t>Prime d’assurance : ${verbal_trial.insurance_premium}  F CFA</w:t>
       </w:r>
     </w:p>
     <w:p>
@@ -1119,65 +1147,6 @@
           <w:highlight w:val="none"/>
         </w:rPr>
       </w:pPr>
-      <w:r>
-        <w:rPr>
-          <w:rFonts w:hint="default" w:ascii="Times New Roman" w:hAnsi="Times New Roman" w:cs="Times New Roman"/>
-          <w:b/>
-          <w:sz w:val="24"/>
-          <w:szCs w:val="24"/>
-          <w:highlight w:val="none"/>
-        </w:rPr>
-        <w:tab/>
-      </w:r>
-      <w:r>
-        <w:rPr>
-          <w:rFonts w:hint="default" w:ascii="Times New Roman" w:hAnsi="Times New Roman" w:cs="Times New Roman"/>
-          <w:b/>
-          <w:sz w:val="24"/>
-          <w:szCs w:val="24"/>
-          <w:highlight w:val="none"/>
-        </w:rPr>
-        <w:tab/>
-      </w:r>
-      <w:r>
-        <w:rPr>
-          <w:rFonts w:hint="default" w:ascii="Times New Roman" w:hAnsi="Times New Roman" w:cs="Times New Roman"/>
-          <w:b/>
-          <w:sz w:val="24"/>
-          <w:szCs w:val="24"/>
-          <w:highlight w:val="none"/>
-        </w:rPr>
-        <w:t>Prime d’assurance : ${verbal_trial.insurance_premium}  F CFA</w:t>
-      </w:r>
-    </w:p>
-    <w:p>
-      <w:pPr>
-        <w:tabs>
-          <w:tab w:val="left" w:pos="708"/>
-          <w:tab w:val="left" w:pos="1416"/>
-          <w:tab w:val="left" w:pos="2124"/>
-          <w:tab w:val="left" w:pos="2748"/>
-          <w:tab w:val="left" w:pos="3708"/>
-        </w:tabs>
-        <w:jc w:val="both"/>
-        <w:rPr>
-          <w:rFonts w:hint="default" w:ascii="Times New Roman" w:hAnsi="Times New Roman" w:cs="Times New Roman"/>
-          <w:b/>
-          <w:sz w:val="24"/>
-          <w:szCs w:val="24"/>
-          <w:highlight w:val="none"/>
-        </w:rPr>
-      </w:pPr>
-      <w:r>
-        <w:rPr>
-          <w:rFonts w:hint="default" w:ascii="Times New Roman" w:hAnsi="Times New Roman" w:cs="Times New Roman"/>
-          <w:b/>
-          <w:sz w:val="24"/>
-          <w:szCs w:val="24"/>
-          <w:highlight w:val="none"/>
-        </w:rPr>
-        <w:tab/>
-      </w:r>
       <w:r>
         <w:rPr>
           <w:rFonts w:hint="default" w:ascii="Times New Roman" w:hAnsi="Times New Roman" w:cs="Times New Roman"/>
@@ -4158,6 +4127,12 @@
             <w:insideH w:val="none" w:color="auto" w:sz="0" w:space="0"/>
             <w:insideV w:val="none" w:color="auto" w:sz="0" w:space="0"/>
           </w:tblBorders>
+          <w:tblCellMar>
+            <w:top w:w="0" w:type="dxa"/>
+            <w:left w:w="108" w:type="dxa"/>
+            <w:bottom w:w="0" w:type="dxa"/>
+            <w:right w:w="108" w:type="dxa"/>
+          </w:tblCellMar>
         </w:tblPrEx>
         <w:trPr>
           <w:trHeight w:val="1492" w:hRule="atLeast"/>
@@ -4613,17 +4588,7 @@
         <w:sz w:val="16"/>
         <w:highlight w:val="none"/>
       </w:rPr>
-      <w:t xml:space="preserve">CONTRAT DE PRET  ET </w:t>
-    </w:r>
-    <w:bookmarkStart w:id="6" w:name="_GoBack"/>
-    <w:bookmarkEnd w:id="6"/>
-    <w:r>
-      <w:rPr>
-        <w:rFonts w:ascii="Calibri" w:hAnsi="Calibri" w:cs="Calibri"/>
-        <w:sz w:val="16"/>
-        <w:highlight w:val="none"/>
-      </w:rPr>
-      <w:t xml:space="preserve">GAGE- </w:t>
+      <w:t xml:space="preserve">CONTRAT DE PRET  ET GAGE- </w:t>
     </w:r>
     <w:r>
       <w:rPr>
@@ -4769,6 +4734,44 @@
         </wp:inline>
       </w:drawing>
     </w:r>
+  </w:p>
+  <w:p>
+    <w:pPr>
+      <w:pStyle w:val="6"/>
+      <w:jc w:val="left"/>
+    </w:pPr>
+    <w:r>
+      <w:rPr>
+        <w:rFonts w:hint="default"/>
+      </w:rPr>
+      <w:t>N°${</w:t>
+    </w:r>
+    <w:bookmarkStart w:id="6" w:name="_GoBack"/>
+    <w:bookmarkEnd w:id="6"/>
+    <w:r>
+      <w:rPr>
+        <w:rFonts w:hint="default"/>
+      </w:rPr>
+      <w:t>verbal_trial.committee_id}</w:t>
+    </w:r>
+  </w:p>
+  <w:p>
+    <w:pPr>
+      <w:pStyle w:val="6"/>
+      <w:jc w:val="left"/>
+    </w:pPr>
+  </w:p>
+  <w:p>
+    <w:pPr>
+      <w:pStyle w:val="6"/>
+      <w:jc w:val="center"/>
+    </w:pPr>
+  </w:p>
+  <w:p>
+    <w:pPr>
+      <w:pStyle w:val="6"/>
+      <w:jc w:val="center"/>
+    </w:pPr>
   </w:p>
 </w:hdr>
 </file>

--- a/document_templates/Contracts/company/with_pledge/contract_company_with_pledge.docx
+++ b/document_templates/Contracts/company/with_pledge/contract_company_with_pledge.docx
@@ -388,6 +388,8 @@
           <w:rFonts w:hint="default" w:ascii="Times New Roman" w:hAnsi="Times New Roman" w:cs="Times New Roman"/>
           <w:b/>
           <w:bCs/>
+          <w:sz w:val="24"/>
+          <w:szCs w:val="24"/>
           <w:highlight w:val="none"/>
           <w:shd w:val="clear" w:fill="auto"/>
           <w:lang w:val="en-US"/>
@@ -398,6 +400,8 @@
           <w:rFonts w:hint="default" w:ascii="Times New Roman" w:hAnsi="Times New Roman" w:cs="Times New Roman"/>
           <w:b w:val="0"/>
           <w:bCs w:val="0"/>
+          <w:sz w:val="24"/>
+          <w:szCs w:val="24"/>
           <w:highlight w:val="none"/>
         </w:rPr>
         <w:t xml:space="preserve">${company.denomination} </w:t>
@@ -407,6 +411,8 @@
           <w:rFonts w:hint="default" w:ascii="Times New Roman" w:hAnsi="Times New Roman" w:cs="Times New Roman"/>
           <w:b w:val="0"/>
           <w:bCs w:val="0"/>
+          <w:sz w:val="24"/>
+          <w:szCs w:val="24"/>
           <w:highlight w:val="none"/>
           <w:lang w:val="en-US"/>
         </w:rPr>
@@ -417,6 +423,8 @@
           <w:rFonts w:hint="default" w:ascii="Times New Roman" w:hAnsi="Times New Roman" w:cs="Times New Roman"/>
           <w:b w:val="0"/>
           <w:bCs w:val="0"/>
+          <w:sz w:val="24"/>
+          <w:szCs w:val="24"/>
           <w:highlight w:val="none"/>
         </w:rPr>
         <w:t xml:space="preserve"> dont le siège social est à </w:t>
@@ -426,6 +434,8 @@
           <w:rFonts w:hint="default" w:ascii="Times New Roman" w:hAnsi="Times New Roman" w:cs="Times New Roman"/>
           <w:b w:val="0"/>
           <w:bCs w:val="0"/>
+          <w:sz w:val="24"/>
+          <w:szCs w:val="24"/>
           <w:highlight w:val="none"/>
           <w:lang w:val="en-US"/>
         </w:rPr>
@@ -436,6 +446,8 @@
           <w:rFonts w:hint="default" w:ascii="Times New Roman" w:hAnsi="Times New Roman" w:cs="Times New Roman"/>
           <w:b w:val="0"/>
           <w:bCs w:val="0"/>
+          <w:sz w:val="24"/>
+          <w:szCs w:val="24"/>
           <w:highlight w:val="none"/>
         </w:rPr>
         <w:t xml:space="preserve">, immatriculée sous le registre du Commerce et du Crédit Mobilier de Lomé, sous le numéro </w:t>
@@ -445,6 +457,8 @@
           <w:rFonts w:hint="default" w:ascii="Times New Roman" w:hAnsi="Times New Roman" w:cs="Times New Roman"/>
           <w:b w:val="0"/>
           <w:bCs w:val="0"/>
+          <w:sz w:val="24"/>
+          <w:szCs w:val="24"/>
           <w:highlight w:val="none"/>
           <w:lang w:val="en-US"/>
         </w:rPr>
@@ -455,6 +469,8 @@
           <w:rFonts w:hint="default" w:ascii="Times New Roman" w:hAnsi="Times New Roman" w:cs="Times New Roman"/>
           <w:b w:val="0"/>
           <w:bCs w:val="0"/>
+          <w:sz w:val="24"/>
+          <w:szCs w:val="24"/>
           <w:highlight w:val="none"/>
         </w:rPr>
         <w:t xml:space="preserve"> représenté par son responsable </w:t>
@@ -464,6 +480,8 @@
           <w:rFonts w:hint="default" w:ascii="Times New Roman" w:hAnsi="Times New Roman" w:cs="Times New Roman"/>
           <w:b w:val="0"/>
           <w:bCs w:val="0"/>
+          <w:sz w:val="24"/>
+          <w:szCs w:val="24"/>
           <w:highlight w:val="none"/>
           <w:shd w:val="clear" w:fill="auto"/>
         </w:rPr>
@@ -474,6 +492,8 @@
           <w:rFonts w:hint="default" w:ascii="Times New Roman" w:hAnsi="Times New Roman" w:cs="Times New Roman"/>
           <w:b w:val="0"/>
           <w:bCs w:val="0"/>
+          <w:sz w:val="24"/>
+          <w:szCs w:val="24"/>
           <w:highlight w:val="none"/>
           <w:shd w:val="clear" w:fill="auto"/>
           <w:lang w:val="en-US"/>
@@ -485,6 +505,8 @@
           <w:rFonts w:hint="default" w:ascii="Times New Roman" w:hAnsi="Times New Roman" w:cs="Times New Roman"/>
           <w:b w:val="0"/>
           <w:bCs w:val="0"/>
+          <w:sz w:val="24"/>
+          <w:szCs w:val="24"/>
           <w:highlight w:val="none"/>
           <w:shd w:val="clear" w:fill="auto"/>
         </w:rPr>
@@ -495,6 +517,8 @@
           <w:rFonts w:hint="default" w:ascii="Times New Roman" w:hAnsi="Times New Roman" w:cs="Times New Roman"/>
           <w:b w:val="0"/>
           <w:bCs w:val="0"/>
+          <w:sz w:val="24"/>
+          <w:szCs w:val="24"/>
           <w:highlight w:val="none"/>
           <w:shd w:val="clear" w:fill="auto"/>
           <w:lang w:val="en-US"/>
@@ -506,6 +530,8 @@
           <w:rFonts w:hint="default" w:ascii="Times New Roman" w:hAnsi="Times New Roman" w:cs="Times New Roman"/>
           <w:b w:val="0"/>
           <w:bCs w:val="0"/>
+          <w:sz w:val="24"/>
+          <w:szCs w:val="24"/>
           <w:highlight w:val="none"/>
           <w:shd w:val="clear" w:fill="auto"/>
         </w:rPr>
@@ -516,6 +542,8 @@
           <w:rFonts w:hint="default" w:cs="Times New Roman"/>
           <w:b w:val="0"/>
           <w:bCs w:val="0"/>
+          <w:sz w:val="24"/>
+          <w:szCs w:val="24"/>
           <w:highlight w:val="none"/>
           <w:shd w:val="clear" w:fill="auto"/>
           <w:lang w:val="en-US"/>
@@ -527,16 +555,34 @@
           <w:rFonts w:hint="default" w:ascii="Times New Roman" w:hAnsi="Times New Roman" w:cs="Times New Roman"/>
           <w:b w:val="0"/>
           <w:bCs w:val="0"/>
+          <w:sz w:val="24"/>
+          <w:szCs w:val="24"/>
           <w:highlight w:val="none"/>
           <w:shd w:val="clear" w:fill="auto"/>
         </w:rPr>
-        <w:t>}, de nationalité ${representative_nationality} domicilié à ${representative_home_address} et titulaire d’un(e) ${representative_type_of_identity_document} ${representative_number_of_identity_document} délivrée le ${representative_date_of_issue_of_identity_document</w:t>
+        <w:t>}, de nationalité ${representative_nationality} domicilié à ${representative_home_address} et titulaire d’un(e) ${representative_type_of_identity_document} ${representative_number_of_identity_document} déli</w:t>
+      </w:r>
+      <w:bookmarkStart w:id="6" w:name="_GoBack"/>
+      <w:bookmarkEnd w:id="6"/>
+      <w:r>
+        <w:rPr>
+          <w:rFonts w:hint="default" w:ascii="Times New Roman" w:hAnsi="Times New Roman" w:cs="Times New Roman"/>
+          <w:b w:val="0"/>
+          <w:bCs w:val="0"/>
+          <w:sz w:val="24"/>
+          <w:szCs w:val="24"/>
+          <w:highlight w:val="none"/>
+          <w:shd w:val="clear" w:fill="auto"/>
+        </w:rPr>
+        <w:t>vrée le ${representative_date_of_issue_of_identity_document</w:t>
       </w:r>
       <w:r>
         <w:rPr>
           <w:rFonts w:hint="default" w:cs="Times New Roman"/>
           <w:b w:val="0"/>
           <w:bCs w:val="0"/>
+          <w:sz w:val="24"/>
+          <w:szCs w:val="24"/>
           <w:highlight w:val="none"/>
           <w:shd w:val="clear" w:fill="auto"/>
           <w:lang w:val="en-US"/>
@@ -548,6 +594,8 @@
           <w:rFonts w:hint="default" w:ascii="Times New Roman" w:hAnsi="Times New Roman" w:cs="Times New Roman"/>
           <w:b w:val="0"/>
           <w:bCs w:val="0"/>
+          <w:sz w:val="24"/>
+          <w:szCs w:val="24"/>
           <w:highlight w:val="none"/>
           <w:shd w:val="clear" w:fill="auto"/>
         </w:rPr>
@@ -558,6 +606,8 @@
           <w:rFonts w:hint="default" w:ascii="Times New Roman" w:hAnsi="Times New Roman" w:cs="Times New Roman"/>
           <w:b/>
           <w:bCs/>
+          <w:sz w:val="24"/>
+          <w:szCs w:val="24"/>
           <w:highlight w:val="none"/>
           <w:shd w:val="clear" w:fill="auto"/>
         </w:rPr>
@@ -568,6 +618,8 @@
           <w:rFonts w:hint="default" w:ascii="Times New Roman" w:hAnsi="Times New Roman" w:cs="Times New Roman"/>
           <w:b w:val="0"/>
           <w:bCs w:val="0"/>
+          <w:sz w:val="24"/>
+          <w:szCs w:val="24"/>
           <w:highlight w:val="none"/>
           <w:shd w:val="clear" w:fill="auto"/>
         </w:rPr>
@@ -578,6 +630,8 @@
           <w:rFonts w:hint="default" w:ascii="Times New Roman" w:hAnsi="Times New Roman" w:cs="Times New Roman"/>
           <w:b w:val="0"/>
           <w:bCs w:val="0"/>
+          <w:sz w:val="24"/>
+          <w:szCs w:val="24"/>
           <w:highlight w:val="none"/>
           <w:shd w:val="clear" w:fill="auto"/>
           <w:lang w:val="en-US"/>
@@ -589,6 +643,8 @@
           <w:rFonts w:hint="default" w:ascii="Times New Roman" w:hAnsi="Times New Roman" w:cs="Times New Roman"/>
           <w:b w:val="0"/>
           <w:bCs w:val="0"/>
+          <w:sz w:val="24"/>
+          <w:szCs w:val="24"/>
           <w:highlight w:val="none"/>
           <w:shd w:val="clear" w:fill="auto"/>
         </w:rPr>
@@ -599,6 +655,8 @@
           <w:rFonts w:hint="default" w:ascii="Times New Roman" w:hAnsi="Times New Roman" w:cs="Times New Roman"/>
           <w:b w:val="0"/>
           <w:bCs w:val="0"/>
+          <w:sz w:val="24"/>
+          <w:szCs w:val="24"/>
           <w:highlight w:val="none"/>
         </w:rPr>
         <w:t>, ayant pleins pouvoirs à l’effet des présentes,</w:t>
@@ -608,6 +666,8 @@
           <w:rFonts w:hint="default" w:ascii="Times New Roman" w:hAnsi="Times New Roman" w:cs="Times New Roman"/>
           <w:b/>
           <w:bCs/>
+          <w:sz w:val="24"/>
+          <w:szCs w:val="24"/>
           <w:highlight w:val="none"/>
         </w:rPr>
         <w:t xml:space="preserve"> Tél : </w:t>
@@ -617,6 +677,8 @@
           <w:rFonts w:hint="default" w:ascii="Times New Roman" w:hAnsi="Times New Roman" w:cs="Times New Roman"/>
           <w:b/>
           <w:bCs/>
+          <w:sz w:val="24"/>
+          <w:szCs w:val="24"/>
           <w:highlight w:val="none"/>
           <w:lang w:val="en-US"/>
         </w:rPr>
@@ -4744,15 +4806,7 @@
       <w:rPr>
         <w:rFonts w:hint="default"/>
       </w:rPr>
-      <w:t>N°${</w:t>
-    </w:r>
-    <w:bookmarkStart w:id="6" w:name="_GoBack"/>
-    <w:bookmarkEnd w:id="6"/>
-    <w:r>
-      <w:rPr>
-        <w:rFonts w:hint="default"/>
-      </w:rPr>
-      <w:t>verbal_trial.committee_id}</w:t>
+      <w:t>N°${verbal_trial.committee_id}</w:t>
     </w:r>
   </w:p>
   <w:p>

--- a/document_templates/Contracts/company/with_pledge/contract_company_with_pledge.docx
+++ b/document_templates/Contracts/company/with_pledge/contract_company_with_pledge.docx
@@ -560,21 +560,7 @@
           <w:highlight w:val="none"/>
           <w:shd w:val="clear" w:fill="auto"/>
         </w:rPr>
-        <w:t>}, de nationalité ${representative_nationality} domicilié à ${representative_home_address} et titulaire d’un(e) ${representative_type_of_identity_document} ${representative_number_of_identity_document} déli</w:t>
-      </w:r>
-      <w:bookmarkStart w:id="6" w:name="_GoBack"/>
-      <w:bookmarkEnd w:id="6"/>
-      <w:r>
-        <w:rPr>
-          <w:rFonts w:hint="default" w:ascii="Times New Roman" w:hAnsi="Times New Roman" w:cs="Times New Roman"/>
-          <w:b w:val="0"/>
-          <w:bCs w:val="0"/>
-          <w:sz w:val="24"/>
-          <w:szCs w:val="24"/>
-          <w:highlight w:val="none"/>
-          <w:shd w:val="clear" w:fill="auto"/>
-        </w:rPr>
-        <w:t>vrée le ${representative_date_of_issue_of_identity_document</w:t>
+        <w:t>}, de nationalité ${representative_nationality} domicilié à ${representative_home_address} et titulaire d’un(e) ${representative_type_of_identity_document} ${representative_number_of_identity_document} délivrée le ${representative_date_of_issue_of_identity_document</w:t>
       </w:r>
       <w:r>
         <w:rPr>
@@ -1188,7 +1174,28 @@
           <w:szCs w:val="24"/>
           <w:highlight w:val="none"/>
         </w:rPr>
-        <w:t>Prime d’assurance : ${verbal_trial.insurance_premium}  F CFA</w:t>
+        <w:t>Prime d’assurance </w:t>
+      </w:r>
+      <w:r>
+        <w:rPr>
+          <w:rFonts w:hint="default" w:cs="Times New Roman"/>
+          <w:b/>
+          <w:sz w:val="24"/>
+          <w:szCs w:val="24"/>
+          <w:highlight w:val="none"/>
+          <w:lang w:val="en-US"/>
+        </w:rPr>
+        <w:t xml:space="preserve">        </w:t>
+      </w:r>
+      <w:r>
+        <w:rPr>
+          <w:rFonts w:hint="default" w:ascii="Times New Roman" w:hAnsi="Times New Roman" w:cs="Times New Roman"/>
+          <w:b/>
+          <w:sz w:val="24"/>
+          <w:szCs w:val="24"/>
+          <w:highlight w:val="none"/>
+        </w:rPr>
+        <w:t>: « selon la grille de l’assureur »</w:t>
       </w:r>
     </w:p>
     <w:p>
@@ -1951,7 +1958,38 @@
           <w:szCs w:val="24"/>
           <w:highlight w:val="none"/>
         </w:rPr>
-        <w:t>${verbal_trial.day_due_amount.fr}(${verbal_trial.day_due_amount})</w:t>
+        <w:t>${verbal_trial.day_due_amount.fr}(${verbal_trial.day_due_amount}</w:t>
+      </w:r>
+      <w:r>
+        <w:rPr>
+          <w:rFonts w:hint="default" w:cs="Times New Roman"/>
+          <w:sz w:val="24"/>
+          <w:szCs w:val="24"/>
+          <w:highlight w:val="none"/>
+          <w:lang w:val="en-US"/>
+        </w:rPr>
+        <w:t xml:space="preserve"> </w:t>
+      </w:r>
+      <w:r>
+        <w:rPr>
+          <w:rFonts w:hint="default" w:ascii="Times New Roman" w:hAnsi="Times New Roman" w:cs="Times New Roman"/>
+          <w:sz w:val="24"/>
+          <w:szCs w:val="24"/>
+          <w:highlight w:val="none"/>
+          <w:lang w:val="en-US"/>
+        </w:rPr>
+        <w:t>F CFA</w:t>
+      </w:r>
+      <w:bookmarkStart w:id="6" w:name="_GoBack"/>
+      <w:bookmarkEnd w:id="6"/>
+      <w:r>
+        <w:rPr>
+          <w:rFonts w:hint="default" w:ascii="Times New Roman" w:hAnsi="Times New Roman" w:cs="Times New Roman"/>
+          <w:sz w:val="24"/>
+          <w:szCs w:val="24"/>
+          <w:highlight w:val="none"/>
+        </w:rPr>
+        <w:t>)</w:t>
       </w:r>
       <w:r>
         <w:rPr>

--- a/document_templates/Contracts/company/with_pledge/contract_company_with_pledge.docx
+++ b/document_templates/Contracts/company/with_pledge/contract_company_with_pledge.docx
@@ -1980,8 +1980,6 @@
         </w:rPr>
         <w:t>F CFA</w:t>
       </w:r>
-      <w:bookmarkStart w:id="6" w:name="_GoBack"/>
-      <w:bookmarkEnd w:id="6"/>
       <w:r>
         <w:rPr>
           <w:rFonts w:hint="default" w:ascii="Times New Roman" w:hAnsi="Times New Roman" w:cs="Times New Roman"/>
@@ -2731,7 +2729,18 @@
           <w:szCs w:val="24"/>
           <w:highlight w:val="none"/>
         </w:rPr>
-        <w:t>1.${type_of_guarantee.name} de ${value} FCFA:  ${comment}</w:t>
+        <w:t xml:space="preserve">1.${type_of_guarantee.name} </w:t>
+      </w:r>
+      <w:bookmarkStart w:id="6" w:name="_GoBack"/>
+      <w:bookmarkEnd w:id="6"/>
+      <w:r>
+        <w:rPr>
+          <w:rFonts w:hint="default" w:ascii="Times New Roman" w:hAnsi="Times New Roman" w:cs="Times New Roman"/>
+          <w:sz w:val="24"/>
+          <w:szCs w:val="24"/>
+          <w:highlight w:val="none"/>
+        </w:rPr>
+        <w:t>:  ${comment}</w:t>
       </w:r>
     </w:p>
     <w:p>
@@ -4227,12 +4236,6 @@
             <w:insideH w:val="none" w:color="auto" w:sz="0" w:space="0"/>
             <w:insideV w:val="none" w:color="auto" w:sz="0" w:space="0"/>
           </w:tblBorders>
-          <w:tblCellMar>
-            <w:top w:w="0" w:type="dxa"/>
-            <w:left w:w="108" w:type="dxa"/>
-            <w:bottom w:w="0" w:type="dxa"/>
-            <w:right w:w="108" w:type="dxa"/>
-          </w:tblCellMar>
         </w:tblPrEx>
         <w:trPr>
           <w:trHeight w:val="1492" w:hRule="atLeast"/>

--- a/document_templates/Contracts/company/with_pledge/contract_company_with_pledge.docx
+++ b/document_templates/Contracts/company/with_pledge/contract_company_with_pledge.docx
@@ -1156,16 +1156,28 @@
           <w:tab w:val="left" w:pos="2748"/>
           <w:tab w:val="left" w:pos="3708"/>
         </w:tabs>
-        <w:ind w:firstLine="708" w:firstLineChars="0"/>
-        <w:jc w:val="both"/>
-        <w:rPr>
-          <w:rFonts w:hint="default" w:ascii="Times New Roman" w:hAnsi="Times New Roman" w:cs="Times New Roman"/>
-          <w:b/>
-          <w:sz w:val="24"/>
-          <w:szCs w:val="24"/>
-          <w:highlight w:val="none"/>
-        </w:rPr>
-      </w:pPr>
+        <w:jc w:val="both"/>
+        <w:rPr>
+          <w:rFonts w:hint="default" w:ascii="Times New Roman" w:hAnsi="Times New Roman" w:cs="Times New Roman"/>
+          <w:b/>
+          <w:sz w:val="24"/>
+          <w:szCs w:val="24"/>
+          <w:highlight w:val="none"/>
+        </w:rPr>
+      </w:pPr>
+      <w:r>
+        <w:rPr>
+          <w:rFonts w:hint="default" w:cs="Times New Roman"/>
+          <w:b/>
+          <w:sz w:val="24"/>
+          <w:szCs w:val="24"/>
+          <w:highlight w:val="none"/>
+          <w:lang w:val="en-US"/>
+        </w:rPr>
+        <w:tab/>
+      </w:r>
+      <w:bookmarkStart w:id="6" w:name="_GoBack"/>
+      <w:bookmarkEnd w:id="6"/>
       <w:r>
         <w:rPr>
           <w:rFonts w:hint="default" w:ascii="Times New Roman" w:hAnsi="Times New Roman" w:cs="Times New Roman"/>
@@ -1195,85 +1207,7 @@
           <w:szCs w:val="24"/>
           <w:highlight w:val="none"/>
         </w:rPr>
-        <w:t>: « selon la grille de l’assureur »</w:t>
-      </w:r>
-    </w:p>
-    <w:p>
-      <w:pPr>
-        <w:tabs>
-          <w:tab w:val="left" w:pos="708"/>
-          <w:tab w:val="left" w:pos="1416"/>
-          <w:tab w:val="left" w:pos="2124"/>
-          <w:tab w:val="left" w:pos="2748"/>
-          <w:tab w:val="left" w:pos="3708"/>
-        </w:tabs>
-        <w:jc w:val="both"/>
-        <w:rPr>
-          <w:rFonts w:hint="default" w:ascii="Times New Roman" w:hAnsi="Times New Roman" w:cs="Times New Roman"/>
-          <w:b/>
-          <w:sz w:val="24"/>
-          <w:szCs w:val="24"/>
-          <w:highlight w:val="none"/>
-        </w:rPr>
-      </w:pPr>
-      <w:r>
-        <w:rPr>
-          <w:rFonts w:hint="default" w:ascii="Times New Roman" w:hAnsi="Times New Roman" w:cs="Times New Roman"/>
-          <w:b/>
-          <w:sz w:val="24"/>
-          <w:szCs w:val="24"/>
-          <w:highlight w:val="none"/>
-        </w:rPr>
-        <w:tab/>
-      </w:r>
-      <w:r>
-        <w:rPr>
-          <w:rFonts w:hint="default" w:ascii="Times New Roman" w:hAnsi="Times New Roman" w:cs="Times New Roman"/>
-          <w:b/>
-          <w:sz w:val="24"/>
-          <w:szCs w:val="24"/>
-          <w:highlight w:val="none"/>
-        </w:rPr>
-        <w:t>Prime de risque (%)« Montant de la prime de risque »  F CFA</w:t>
-      </w:r>
-    </w:p>
-    <w:p>
-      <w:pPr>
-        <w:tabs>
-          <w:tab w:val="left" w:pos="708"/>
-          <w:tab w:val="left" w:pos="1416"/>
-          <w:tab w:val="left" w:pos="2124"/>
-          <w:tab w:val="left" w:pos="2748"/>
-          <w:tab w:val="left" w:pos="3708"/>
-        </w:tabs>
-        <w:jc w:val="both"/>
-        <w:rPr>
-          <w:rFonts w:hint="default" w:ascii="Times New Roman" w:hAnsi="Times New Roman" w:cs="Times New Roman"/>
-          <w:b/>
-          <w:sz w:val="24"/>
-          <w:szCs w:val="24"/>
-          <w:highlight w:val="none"/>
-        </w:rPr>
-      </w:pPr>
-      <w:r>
-        <w:rPr>
-          <w:rFonts w:hint="default" w:ascii="Times New Roman" w:hAnsi="Times New Roman" w:cs="Times New Roman"/>
-          <w:b/>
-          <w:sz w:val="24"/>
-          <w:szCs w:val="24"/>
-          <w:highlight w:val="none"/>
-        </w:rPr>
-        <w:tab/>
-      </w:r>
-      <w:r>
-        <w:rPr>
-          <w:rFonts w:hint="default" w:ascii="Times New Roman" w:hAnsi="Times New Roman" w:cs="Times New Roman"/>
-          <w:b/>
-          <w:sz w:val="24"/>
-          <w:szCs w:val="24"/>
-          <w:highlight w:val="none"/>
-        </w:rPr>
-        <w:t>${line_review_bonus}</w:t>
+        <w:t>: selon la grille de l’assureur</w:t>
       </w:r>
     </w:p>
     <w:p>
@@ -1356,6 +1290,135 @@
     </w:p>
     <w:p>
       <w:pPr>
+        <w:pStyle w:val="11"/>
+        <w:numPr>
+          <w:ilvl w:val="0"/>
+          <w:numId w:val="0"/>
+        </w:numPr>
+        <w:tabs>
+          <w:tab w:val="left" w:pos="708"/>
+          <w:tab w:val="left" w:pos="1416"/>
+          <w:tab w:val="left" w:pos="2124"/>
+          <w:tab w:val="left" w:pos="2748"/>
+          <w:tab w:val="left" w:pos="3708"/>
+        </w:tabs>
+        <w:spacing w:before="0" w:after="160" w:line="240" w:lineRule="auto"/>
+        <w:ind w:left="0" w:firstLine="0"/>
+        <w:contextualSpacing/>
+        <w:jc w:val="both"/>
+        <w:rPr>
+          <w:rFonts w:hint="default" w:ascii="Times New Roman" w:hAnsi="Times New Roman" w:cs="Times New Roman"/>
+          <w:b/>
+          <w:sz w:val="24"/>
+          <w:szCs w:val="24"/>
+          <w:lang w:val="en-US"/>
+        </w:rPr>
+      </w:pPr>
+      <w:r>
+        <w:rPr>
+          <w:rFonts w:hint="default" w:cs="Times New Roman"/>
+          <w:b/>
+          <w:sz w:val="24"/>
+          <w:szCs w:val="24"/>
+          <w:lang w:val="en-US"/>
+        </w:rPr>
+        <w:tab/>
+      </w:r>
+      <w:r>
+        <w:rPr>
+          <w:rFonts w:hint="default" w:ascii="Times New Roman" w:hAnsi="Times New Roman" w:cs="Times New Roman"/>
+          <w:b/>
+          <w:sz w:val="24"/>
+          <w:szCs w:val="24"/>
+          <w:lang w:val="en-US"/>
+        </w:rPr>
+        <w:t>${line_risk_premium_percentage}</w:t>
+      </w:r>
+    </w:p>
+    <w:p>
+      <w:pPr>
+        <w:pStyle w:val="11"/>
+        <w:numPr>
+          <w:ilvl w:val="0"/>
+          <w:numId w:val="0"/>
+        </w:numPr>
+        <w:tabs>
+          <w:tab w:val="left" w:pos="708"/>
+          <w:tab w:val="left" w:pos="1416"/>
+          <w:tab w:val="left" w:pos="2124"/>
+          <w:tab w:val="left" w:pos="2748"/>
+          <w:tab w:val="left" w:pos="3708"/>
+        </w:tabs>
+        <w:spacing w:before="0" w:after="160" w:line="240" w:lineRule="auto"/>
+        <w:ind w:left="0" w:firstLine="0"/>
+        <w:contextualSpacing/>
+        <w:jc w:val="both"/>
+        <w:rPr>
+          <w:rFonts w:hint="default" w:ascii="Times New Roman" w:hAnsi="Times New Roman" w:cs="Times New Roman"/>
+          <w:b/>
+          <w:sz w:val="24"/>
+          <w:szCs w:val="24"/>
+        </w:rPr>
+      </w:pPr>
+      <w:r>
+        <w:rPr>
+          <w:rFonts w:hint="default" w:cs="Times New Roman"/>
+          <w:b/>
+          <w:sz w:val="24"/>
+          <w:szCs w:val="24"/>
+          <w:shd w:val="clear" w:fill="auto"/>
+          <w:lang w:val="en-US"/>
+        </w:rPr>
+        <w:tab/>
+      </w:r>
+      <w:r>
+        <w:rPr>
+          <w:rFonts w:hint="default" w:ascii="Times New Roman" w:hAnsi="Times New Roman" w:cs="Times New Roman"/>
+          <w:b/>
+          <w:sz w:val="24"/>
+          <w:szCs w:val="24"/>
+          <w:shd w:val="clear" w:fill="auto"/>
+          <w:lang w:val="en-US"/>
+        </w:rPr>
+        <w:t>${line_review_bonus}</w:t>
+      </w:r>
+    </w:p>
+    <w:p>
+      <w:pPr>
+        <w:pStyle w:val="11"/>
+        <w:numPr>
+          <w:ilvl w:val="0"/>
+          <w:numId w:val="1"/>
+        </w:numPr>
+        <w:tabs>
+          <w:tab w:val="left" w:pos="708"/>
+          <w:tab w:val="left" w:pos="1416"/>
+          <w:tab w:val="left" w:pos="2124"/>
+          <w:tab w:val="left" w:pos="2748"/>
+          <w:tab w:val="left" w:pos="3708"/>
+        </w:tabs>
+        <w:jc w:val="both"/>
+        <w:rPr>
+          <w:rFonts w:hint="default" w:ascii="Times New Roman" w:hAnsi="Times New Roman" w:cs="Times New Roman"/>
+          <w:b/>
+          <w:sz w:val="24"/>
+          <w:szCs w:val="24"/>
+          <w:highlight w:val="none"/>
+        </w:rPr>
+      </w:pPr>
+      <w:r>
+        <w:rPr>
+          <w:rFonts w:hint="default" w:ascii="Times New Roman" w:hAnsi="Times New Roman" w:cs="Times New Roman"/>
+          <w:b/>
+          <w:sz w:val="24"/>
+          <w:szCs w:val="24"/>
+          <w:highlight w:val="none"/>
+        </w:rPr>
+        <w:tab/>
+      </w:r>
+    </w:p>
+    <w:p>
+      <w:pPr>
         <w:ind w:left="20"/>
         <w:jc w:val="both"/>
         <w:rPr>
@@ -2729,18 +2792,7 @@
           <w:szCs w:val="24"/>
           <w:highlight w:val="none"/>
         </w:rPr>
-        <w:t xml:space="preserve">1.${type_of_guarantee.name} </w:t>
-      </w:r>
-      <w:bookmarkStart w:id="6" w:name="_GoBack"/>
-      <w:bookmarkEnd w:id="6"/>
-      <w:r>
-        <w:rPr>
-          <w:rFonts w:hint="default" w:ascii="Times New Roman" w:hAnsi="Times New Roman" w:cs="Times New Roman"/>
-          <w:sz w:val="24"/>
-          <w:szCs w:val="24"/>
-          <w:highlight w:val="none"/>
-        </w:rPr>
-        <w:t>:  ${comment}</w:t>
+        <w:t>1.${type_of_guarantee.name} :  ${comment}</w:t>
       </w:r>
     </w:p>
     <w:p>
@@ -4236,6 +4288,12 @@
             <w:insideH w:val="none" w:color="auto" w:sz="0" w:space="0"/>
             <w:insideV w:val="none" w:color="auto" w:sz="0" w:space="0"/>
           </w:tblBorders>
+          <w:tblCellMar>
+            <w:top w:w="0" w:type="dxa"/>
+            <w:left w:w="108" w:type="dxa"/>
+            <w:bottom w:w="0" w:type="dxa"/>
+            <w:right w:w="108" w:type="dxa"/>
+          </w:tblCellMar>
         </w:tblPrEx>
         <w:trPr>
           <w:trHeight w:val="1492" w:hRule="atLeast"/>

--- a/document_templates/Contracts/company/with_pledge/contract_company_with_pledge.docx
+++ b/document_templates/Contracts/company/with_pledge/contract_company_with_pledge.docx
@@ -910,22 +910,22 @@
           <w:tab w:val="left" w:pos="2748"/>
           <w:tab w:val="left" w:pos="3708"/>
         </w:tabs>
-        <w:jc w:val="both"/>
-        <w:rPr>
-          <w:rFonts w:hint="default" w:ascii="Times New Roman" w:hAnsi="Times New Roman" w:cs="Times New Roman"/>
-          <w:b/>
-          <w:sz w:val="24"/>
-          <w:szCs w:val="24"/>
-          <w:highlight w:val="none"/>
-        </w:rPr>
-      </w:pPr>
-      <w:r>
-        <w:rPr>
-          <w:rFonts w:hint="default" w:cs="Times New Roman"/>
-          <w:b/>
-          <w:sz w:val="24"/>
-          <w:szCs w:val="24"/>
-          <w:highlight w:val="none"/>
+        <w:spacing w:line="240" w:lineRule="auto"/>
+        <w:rPr>
+          <w:rFonts w:hint="default" w:ascii="Times New Roman" w:hAnsi="Times New Roman" w:cs="Times New Roman"/>
+          <w:b/>
+          <w:sz w:val="24"/>
+          <w:szCs w:val="24"/>
+          <w:shd w:val="clear" w:fill="auto"/>
+        </w:rPr>
+      </w:pPr>
+      <w:r>
+        <w:rPr>
+          <w:rFonts w:hint="default" w:ascii="Times New Roman" w:hAnsi="Times New Roman" w:cs="Times New Roman"/>
+          <w:b/>
+          <w:sz w:val="24"/>
+          <w:szCs w:val="24"/>
+          <w:shd w:val="clear" w:fill="auto"/>
           <w:lang w:val="en-US"/>
         </w:rPr>
         <w:tab/>
@@ -936,9 +936,84 @@
           <w:b/>
           <w:sz w:val="24"/>
           <w:szCs w:val="24"/>
-          <w:highlight w:val="none"/>
-        </w:rPr>
-        <w:t xml:space="preserve">Montant                          : ${verbal_trial.amount} F CFA </w:t>
+          <w:shd w:val="clear" w:fill="auto"/>
+        </w:rPr>
+        <w:t>Montant</w:t>
+      </w:r>
+      <w:r>
+        <w:rPr>
+          <w:rFonts w:hint="default" w:ascii="Times New Roman" w:hAnsi="Times New Roman" w:cs="Times New Roman"/>
+          <w:b/>
+          <w:sz w:val="24"/>
+          <w:szCs w:val="24"/>
+          <w:shd w:val="clear" w:fill="auto"/>
+          <w:lang w:val="en-US"/>
+        </w:rPr>
+        <w:tab/>
+      </w:r>
+      <w:r>
+        <w:rPr>
+          <w:rFonts w:hint="default" w:ascii="Times New Roman" w:hAnsi="Times New Roman" w:cs="Times New Roman"/>
+          <w:b/>
+          <w:sz w:val="24"/>
+          <w:szCs w:val="24"/>
+          <w:shd w:val="clear" w:fill="auto"/>
+          <w:lang w:val="en-US"/>
+        </w:rPr>
+        <w:tab/>
+      </w:r>
+      <w:r>
+        <w:rPr>
+          <w:rFonts w:hint="default" w:ascii="Times New Roman" w:hAnsi="Times New Roman" w:cs="Times New Roman"/>
+          <w:b/>
+          <w:sz w:val="24"/>
+          <w:szCs w:val="24"/>
+          <w:shd w:val="clear" w:fill="auto"/>
+          <w:lang w:val="en-US"/>
+        </w:rPr>
+        <w:tab/>
+      </w:r>
+      <w:r>
+        <w:rPr>
+          <w:rFonts w:hint="default" w:ascii="Times New Roman" w:hAnsi="Times New Roman" w:cs="Times New Roman"/>
+          <w:b/>
+          <w:sz w:val="24"/>
+          <w:szCs w:val="24"/>
+          <w:shd w:val="clear" w:fill="auto"/>
+          <w:lang w:val="en-US"/>
+        </w:rPr>
+        <w:tab/>
+      </w:r>
+      <w:r>
+        <w:rPr>
+          <w:rFonts w:hint="default" w:ascii="Times New Roman" w:hAnsi="Times New Roman" w:cs="Times New Roman"/>
+          <w:b/>
+          <w:sz w:val="24"/>
+          <w:szCs w:val="24"/>
+          <w:shd w:val="clear" w:fill="auto"/>
+        </w:rPr>
+        <w:t>:</w:t>
+      </w:r>
+      <w:r>
+        <w:rPr>
+          <w:rFonts w:hint="default" w:ascii="Times New Roman" w:hAnsi="Times New Roman" w:cs="Times New Roman"/>
+          <w:b/>
+          <w:sz w:val="24"/>
+          <w:szCs w:val="24"/>
+          <w:shd w:val="clear" w:fill="auto"/>
+          <w:lang w:val="en-US"/>
+        </w:rPr>
+        <w:t xml:space="preserve"> </w:t>
+      </w:r>
+      <w:r>
+        <w:rPr>
+          <w:rFonts w:hint="default" w:ascii="Times New Roman" w:hAnsi="Times New Roman" w:cs="Times New Roman"/>
+          <w:b/>
+          <w:sz w:val="24"/>
+          <w:szCs w:val="24"/>
+          <w:shd w:val="clear" w:fill="auto"/>
+        </w:rPr>
+        <w:t>${verbal_trial.amount} F CFA</w:t>
       </w:r>
     </w:p>
     <w:p>
@@ -950,34 +1025,24 @@
           <w:tab w:val="left" w:pos="2748"/>
           <w:tab w:val="left" w:pos="3708"/>
         </w:tabs>
-        <w:jc w:val="both"/>
-        <w:rPr>
-          <w:rFonts w:hint="default" w:ascii="Times New Roman" w:hAnsi="Times New Roman" w:cs="Times New Roman"/>
-          <w:b/>
-          <w:sz w:val="24"/>
-          <w:szCs w:val="24"/>
-          <w:highlight w:val="none"/>
-        </w:rPr>
-      </w:pPr>
-      <w:r>
-        <w:rPr>
-          <w:rFonts w:hint="default" w:ascii="Times New Roman" w:hAnsi="Times New Roman" w:cs="Times New Roman"/>
-          <w:b/>
-          <w:sz w:val="24"/>
-          <w:szCs w:val="24"/>
-          <w:highlight w:val="none"/>
-        </w:rPr>
-        <w:tab/>
-      </w:r>
-      <w:r>
-        <w:rPr>
-          <w:rFonts w:hint="default" w:ascii="Times New Roman" w:hAnsi="Times New Roman" w:cs="Times New Roman"/>
-          <w:b/>
-          <w:sz w:val="24"/>
-          <w:szCs w:val="24"/>
-          <w:highlight w:val="none"/>
-        </w:rPr>
-        <w:t>Durée                              :  ${verbal_trial.duration} mois</w:t>
+        <w:spacing w:line="240" w:lineRule="auto"/>
+        <w:rPr>
+          <w:rFonts w:hint="default" w:ascii="Times New Roman" w:hAnsi="Times New Roman" w:cs="Times New Roman"/>
+          <w:sz w:val="24"/>
+          <w:szCs w:val="24"/>
+          <w:highlight w:val="none"/>
+          <w:shd w:val="clear" w:fill="auto"/>
+        </w:rPr>
+      </w:pPr>
+      <w:r>
+        <w:rPr>
+          <w:rFonts w:hint="default" w:ascii="Times New Roman" w:hAnsi="Times New Roman" w:cs="Times New Roman"/>
+          <w:b/>
+          <w:sz w:val="24"/>
+          <w:szCs w:val="24"/>
+          <w:shd w:val="clear" w:fill="auto"/>
+        </w:rPr>
+        <w:t xml:space="preserve"> </w:t>
       </w:r>
     </w:p>
     <w:p>
@@ -989,22 +1054,23 @@
           <w:tab w:val="left" w:pos="2748"/>
           <w:tab w:val="left" w:pos="3708"/>
         </w:tabs>
-        <w:jc w:val="both"/>
-        <w:rPr>
-          <w:rFonts w:hint="default" w:ascii="Times New Roman" w:hAnsi="Times New Roman" w:cs="Times New Roman"/>
-          <w:b/>
-          <w:sz w:val="24"/>
-          <w:szCs w:val="24"/>
-          <w:highlight w:val="none"/>
-        </w:rPr>
-      </w:pPr>
-      <w:r>
-        <w:rPr>
-          <w:rFonts w:hint="default" w:ascii="Times New Roman" w:hAnsi="Times New Roman" w:cs="Times New Roman"/>
-          <w:b/>
-          <w:sz w:val="24"/>
-          <w:szCs w:val="24"/>
-          <w:highlight w:val="none"/>
+        <w:spacing w:line="240" w:lineRule="auto"/>
+        <w:rPr>
+          <w:rFonts w:hint="default" w:ascii="Times New Roman" w:hAnsi="Times New Roman" w:cs="Times New Roman"/>
+          <w:sz w:val="24"/>
+          <w:szCs w:val="24"/>
+          <w:highlight w:val="none"/>
+          <w:shd w:val="clear" w:fill="auto"/>
+        </w:rPr>
+      </w:pPr>
+      <w:r>
+        <w:rPr>
+          <w:rFonts w:hint="default" w:ascii="Times New Roman" w:hAnsi="Times New Roman" w:cs="Times New Roman"/>
+          <w:b/>
+          <w:sz w:val="24"/>
+          <w:szCs w:val="24"/>
+          <w:shd w:val="clear" w:fill="auto"/>
+          <w:lang w:val="en-US"/>
         </w:rPr>
         <w:tab/>
       </w:r>
@@ -1014,9 +1080,95 @@
           <w:b/>
           <w:sz w:val="24"/>
           <w:szCs w:val="24"/>
-          <w:highlight w:val="none"/>
-        </w:rPr>
-        <w:t xml:space="preserve">Périodicité                      : ${verbal_trial.periodicity.fr}  </w:t>
+          <w:shd w:val="clear" w:fill="auto"/>
+        </w:rPr>
+        <w:t>Durée</w:t>
+      </w:r>
+      <w:r>
+        <w:rPr>
+          <w:rFonts w:hint="default" w:ascii="Times New Roman" w:hAnsi="Times New Roman" w:cs="Times New Roman"/>
+          <w:b/>
+          <w:sz w:val="24"/>
+          <w:szCs w:val="24"/>
+          <w:shd w:val="clear" w:fill="auto"/>
+          <w:lang w:val="en-US"/>
+        </w:rPr>
+        <w:tab/>
+      </w:r>
+      <w:r>
+        <w:rPr>
+          <w:rFonts w:hint="default" w:ascii="Times New Roman" w:hAnsi="Times New Roman" w:cs="Times New Roman"/>
+          <w:b/>
+          <w:sz w:val="24"/>
+          <w:szCs w:val="24"/>
+          <w:shd w:val="clear" w:fill="auto"/>
+          <w:lang w:val="en-US"/>
+        </w:rPr>
+        <w:tab/>
+      </w:r>
+      <w:r>
+        <w:rPr>
+          <w:rFonts w:hint="default" w:ascii="Times New Roman" w:hAnsi="Times New Roman" w:cs="Times New Roman"/>
+          <w:b/>
+          <w:sz w:val="24"/>
+          <w:szCs w:val="24"/>
+          <w:shd w:val="clear" w:fill="auto"/>
+          <w:lang w:val="en-US"/>
+        </w:rPr>
+        <w:tab/>
+      </w:r>
+      <w:r>
+        <w:rPr>
+          <w:rFonts w:hint="default" w:ascii="Times New Roman" w:hAnsi="Times New Roman" w:cs="Times New Roman"/>
+          <w:b/>
+          <w:sz w:val="24"/>
+          <w:szCs w:val="24"/>
+          <w:shd w:val="clear" w:fill="auto"/>
+          <w:lang w:val="en-US"/>
+        </w:rPr>
+        <w:tab/>
+      </w:r>
+      <w:r>
+        <w:rPr>
+          <w:rFonts w:hint="default" w:ascii="Times New Roman" w:hAnsi="Times New Roman" w:cs="Times New Roman"/>
+          <w:b/>
+          <w:sz w:val="24"/>
+          <w:szCs w:val="24"/>
+          <w:shd w:val="clear" w:fill="auto"/>
+          <w:lang w:val="en-US"/>
+        </w:rPr>
+        <w:tab/>
+      </w:r>
+      <w:r>
+        <w:rPr>
+          <w:rFonts w:hint="default" w:ascii="Times New Roman" w:hAnsi="Times New Roman" w:cs="Times New Roman"/>
+          <w:b/>
+          <w:sz w:val="24"/>
+          <w:szCs w:val="24"/>
+          <w:shd w:val="clear" w:fill="auto"/>
+        </w:rPr>
+        <w:t>:</w:t>
+      </w:r>
+      <w:r>
+        <w:rPr>
+          <w:rFonts w:hint="default" w:ascii="Times New Roman" w:hAnsi="Times New Roman" w:cs="Times New Roman"/>
+          <w:b/>
+          <w:sz w:val="24"/>
+          <w:szCs w:val="24"/>
+          <w:shd w:val="clear" w:fill="auto"/>
+          <w:lang w:val="en-US"/>
+        </w:rPr>
+        <w:t xml:space="preserve"> </w:t>
+      </w:r>
+      <w:r>
+        <w:rPr>
+          <w:rFonts w:hint="default" w:ascii="Times New Roman" w:hAnsi="Times New Roman" w:cs="Times New Roman"/>
+          <w:b/>
+          <w:sz w:val="24"/>
+          <w:szCs w:val="24"/>
+          <w:shd w:val="clear" w:fill="auto"/>
+        </w:rPr>
+        <w:t>${verbal_trial.duration} mois</w:t>
       </w:r>
     </w:p>
     <w:p>
@@ -1028,35 +1180,16 @@
           <w:tab w:val="left" w:pos="2748"/>
           <w:tab w:val="left" w:pos="3708"/>
         </w:tabs>
-        <w:jc w:val="both"/>
-        <w:rPr>
-          <w:rFonts w:hint="default" w:ascii="Times New Roman" w:hAnsi="Times New Roman" w:cs="Times New Roman"/>
-          <w:b/>
-          <w:sz w:val="24"/>
-          <w:szCs w:val="24"/>
-          <w:highlight w:val="none"/>
-        </w:rPr>
-      </w:pPr>
-      <w:r>
-        <w:rPr>
-          <w:rFonts w:hint="default" w:ascii="Times New Roman" w:hAnsi="Times New Roman" w:cs="Times New Roman"/>
-          <w:b/>
-          <w:sz w:val="24"/>
-          <w:szCs w:val="24"/>
-          <w:highlight w:val="none"/>
-        </w:rPr>
-        <w:tab/>
-      </w:r>
-      <w:r>
-        <w:rPr>
-          <w:rFonts w:hint="default" w:ascii="Times New Roman" w:hAnsi="Times New Roman" w:cs="Times New Roman"/>
-          <w:b/>
-          <w:sz w:val="24"/>
-          <w:szCs w:val="24"/>
-          <w:highlight w:val="none"/>
-        </w:rPr>
-        <w:t>Taux                                : ${ht_rate} %</w:t>
-      </w:r>
+        <w:spacing w:line="240" w:lineRule="auto"/>
+        <w:rPr>
+          <w:rFonts w:hint="default" w:ascii="Times New Roman" w:hAnsi="Times New Roman" w:cs="Times New Roman"/>
+          <w:b/>
+          <w:sz w:val="24"/>
+          <w:szCs w:val="24"/>
+          <w:shd w:val="clear" w:fill="auto"/>
+          <w:lang w:val="en-US"/>
+        </w:rPr>
+      </w:pPr>
     </w:p>
     <w:p>
       <w:pPr>
@@ -1067,22 +1200,23 @@
           <w:tab w:val="left" w:pos="2748"/>
           <w:tab w:val="left" w:pos="3708"/>
         </w:tabs>
-        <w:jc w:val="both"/>
-        <w:rPr>
-          <w:rFonts w:hint="default" w:ascii="Times New Roman" w:hAnsi="Times New Roman" w:cs="Times New Roman"/>
-          <w:b/>
-          <w:sz w:val="24"/>
-          <w:szCs w:val="24"/>
-          <w:highlight w:val="none"/>
-        </w:rPr>
-      </w:pPr>
-      <w:r>
-        <w:rPr>
-          <w:rFonts w:hint="default" w:ascii="Times New Roman" w:hAnsi="Times New Roman" w:cs="Times New Roman"/>
-          <w:b/>
-          <w:sz w:val="24"/>
-          <w:szCs w:val="24"/>
-          <w:highlight w:val="none"/>
+        <w:spacing w:line="240" w:lineRule="auto"/>
+        <w:rPr>
+          <w:rFonts w:hint="default" w:ascii="Times New Roman" w:hAnsi="Times New Roman" w:cs="Times New Roman"/>
+          <w:sz w:val="24"/>
+          <w:szCs w:val="24"/>
+          <w:highlight w:val="none"/>
+          <w:shd w:val="clear" w:fill="auto"/>
+        </w:rPr>
+      </w:pPr>
+      <w:r>
+        <w:rPr>
+          <w:rFonts w:hint="default" w:ascii="Times New Roman" w:hAnsi="Times New Roman" w:cs="Times New Roman"/>
+          <w:b/>
+          <w:sz w:val="24"/>
+          <w:szCs w:val="24"/>
+          <w:shd w:val="clear" w:fill="auto"/>
+          <w:lang w:val="en-US"/>
         </w:rPr>
         <w:tab/>
       </w:r>
@@ -1092,9 +1226,84 @@
           <w:b/>
           <w:sz w:val="24"/>
           <w:szCs w:val="24"/>
-          <w:highlight w:val="none"/>
-        </w:rPr>
-        <w:t>TAF                                 : ${verbal_trial.taf} %</w:t>
+          <w:shd w:val="clear" w:fill="auto"/>
+        </w:rPr>
+        <w:t>Périodicité</w:t>
+      </w:r>
+      <w:r>
+        <w:rPr>
+          <w:rFonts w:hint="default" w:ascii="Times New Roman" w:hAnsi="Times New Roman" w:cs="Times New Roman"/>
+          <w:b/>
+          <w:sz w:val="24"/>
+          <w:szCs w:val="24"/>
+          <w:shd w:val="clear" w:fill="auto"/>
+          <w:lang w:val="en-US"/>
+        </w:rPr>
+        <w:tab/>
+      </w:r>
+      <w:r>
+        <w:rPr>
+          <w:rFonts w:hint="default" w:ascii="Times New Roman" w:hAnsi="Times New Roman" w:cs="Times New Roman"/>
+          <w:b/>
+          <w:sz w:val="24"/>
+          <w:szCs w:val="24"/>
+          <w:shd w:val="clear" w:fill="auto"/>
+          <w:lang w:val="en-US"/>
+        </w:rPr>
+        <w:tab/>
+      </w:r>
+      <w:r>
+        <w:rPr>
+          <w:rFonts w:hint="default" w:ascii="Times New Roman" w:hAnsi="Times New Roman" w:cs="Times New Roman"/>
+          <w:b/>
+          <w:sz w:val="24"/>
+          <w:szCs w:val="24"/>
+          <w:shd w:val="clear" w:fill="auto"/>
+          <w:lang w:val="en-US"/>
+        </w:rPr>
+        <w:tab/>
+      </w:r>
+      <w:r>
+        <w:rPr>
+          <w:rFonts w:hint="default" w:ascii="Times New Roman" w:hAnsi="Times New Roman" w:cs="Times New Roman"/>
+          <w:b/>
+          <w:sz w:val="24"/>
+          <w:szCs w:val="24"/>
+          <w:shd w:val="clear" w:fill="auto"/>
+          <w:lang w:val="en-US"/>
+        </w:rPr>
+        <w:tab/>
+      </w:r>
+      <w:r>
+        <w:rPr>
+          <w:rFonts w:hint="default" w:ascii="Times New Roman" w:hAnsi="Times New Roman" w:cs="Times New Roman"/>
+          <w:b/>
+          <w:sz w:val="24"/>
+          <w:szCs w:val="24"/>
+          <w:shd w:val="clear" w:fill="auto"/>
+        </w:rPr>
+        <w:t>:</w:t>
+      </w:r>
+      <w:r>
+        <w:rPr>
+          <w:rFonts w:hint="default" w:ascii="Times New Roman" w:hAnsi="Times New Roman" w:cs="Times New Roman"/>
+          <w:b/>
+          <w:sz w:val="24"/>
+          <w:szCs w:val="24"/>
+          <w:shd w:val="clear" w:fill="auto"/>
+          <w:lang w:val="en-US"/>
+        </w:rPr>
+        <w:t xml:space="preserve"> </w:t>
+      </w:r>
+      <w:r>
+        <w:rPr>
+          <w:rFonts w:hint="default" w:ascii="Times New Roman" w:hAnsi="Times New Roman" w:cs="Times New Roman"/>
+          <w:b/>
+          <w:sz w:val="24"/>
+          <w:szCs w:val="24"/>
+          <w:shd w:val="clear" w:fill="auto"/>
+        </w:rPr>
+        <w:t xml:space="preserve">${verbal_trial.periodicity.fr}  </w:t>
       </w:r>
     </w:p>
     <w:p>
@@ -1106,46 +1315,16 @@
           <w:tab w:val="left" w:pos="2748"/>
           <w:tab w:val="left" w:pos="3708"/>
         </w:tabs>
-        <w:jc w:val="both"/>
-        <w:rPr>
-          <w:rFonts w:hint="default" w:ascii="Times New Roman" w:hAnsi="Times New Roman" w:cs="Times New Roman"/>
-          <w:b/>
-          <w:sz w:val="24"/>
-          <w:szCs w:val="24"/>
-          <w:highlight w:val="none"/>
-        </w:rPr>
-      </w:pPr>
-      <w:r>
-        <w:rPr>
-          <w:rFonts w:hint="default" w:ascii="Times New Roman" w:hAnsi="Times New Roman" w:cs="Times New Roman"/>
-          <w:b/>
-          <w:sz w:val="24"/>
-          <w:szCs w:val="24"/>
-          <w:highlight w:val="none"/>
-        </w:rPr>
-        <w:tab/>
-      </w:r>
-      <w:r>
-        <w:rPr>
-          <w:rFonts w:hint="default" w:ascii="Times New Roman" w:hAnsi="Times New Roman" w:cs="Times New Roman"/>
-          <w:b/>
-          <w:sz w:val="24"/>
-          <w:szCs w:val="24"/>
-          <w:highlight w:val="none"/>
-        </w:rPr>
-        <w:t xml:space="preserve">Frais de dossier              : ${verbal_trial.administrative_fees_percentage}  </w:t>
-      </w:r>
-      <w:r>
-        <w:rPr>
-          <w:rFonts w:hint="default" w:cs="Times New Roman"/>
-          <w:b/>
-          <w:sz w:val="24"/>
-          <w:szCs w:val="24"/>
-          <w:highlight w:val="none"/>
-          <w:lang w:val="en-US"/>
-        </w:rPr>
-        <w:t>%</w:t>
-      </w:r>
+        <w:spacing w:line="240" w:lineRule="auto"/>
+        <w:rPr>
+          <w:rFonts w:hint="default" w:ascii="Times New Roman" w:hAnsi="Times New Roman" w:cs="Times New Roman"/>
+          <w:b/>
+          <w:sz w:val="24"/>
+          <w:szCs w:val="24"/>
+          <w:shd w:val="clear" w:fill="auto"/>
+          <w:lang w:val="en-US"/>
+        </w:rPr>
+      </w:pPr>
     </w:p>
     <w:p>
       <w:pPr>
@@ -1156,58 +1335,747 @@
           <w:tab w:val="left" w:pos="2748"/>
           <w:tab w:val="left" w:pos="3708"/>
         </w:tabs>
-        <w:jc w:val="both"/>
-        <w:rPr>
-          <w:rFonts w:hint="default" w:ascii="Times New Roman" w:hAnsi="Times New Roman" w:cs="Times New Roman"/>
-          <w:b/>
-          <w:sz w:val="24"/>
-          <w:szCs w:val="24"/>
-          <w:highlight w:val="none"/>
-        </w:rPr>
-      </w:pPr>
-      <w:r>
-        <w:rPr>
-          <w:rFonts w:hint="default" w:cs="Times New Roman"/>
-          <w:b/>
-          <w:sz w:val="24"/>
-          <w:szCs w:val="24"/>
-          <w:highlight w:val="none"/>
+        <w:spacing w:line="240" w:lineRule="auto"/>
+        <w:rPr>
+          <w:rFonts w:hint="default" w:ascii="Times New Roman" w:hAnsi="Times New Roman" w:cs="Times New Roman"/>
+          <w:sz w:val="24"/>
+          <w:szCs w:val="24"/>
+          <w:highlight w:val="none"/>
+          <w:shd w:val="clear" w:fill="auto"/>
+        </w:rPr>
+      </w:pPr>
+      <w:r>
+        <w:rPr>
+          <w:rFonts w:hint="default" w:ascii="Times New Roman" w:hAnsi="Times New Roman" w:cs="Times New Roman"/>
+          <w:b/>
+          <w:sz w:val="24"/>
+          <w:szCs w:val="24"/>
+          <w:shd w:val="clear" w:fill="auto"/>
           <w:lang w:val="en-US"/>
         </w:rPr>
         <w:tab/>
       </w:r>
-      <w:bookmarkStart w:id="6" w:name="_GoBack"/>
-      <w:bookmarkEnd w:id="6"/>
-      <w:r>
-        <w:rPr>
-          <w:rFonts w:hint="default" w:ascii="Times New Roman" w:hAnsi="Times New Roman" w:cs="Times New Roman"/>
-          <w:b/>
-          <w:sz w:val="24"/>
-          <w:szCs w:val="24"/>
-          <w:highlight w:val="none"/>
-        </w:rPr>
-        <w:t>Prime d’assurance </w:t>
-      </w:r>
-      <w:r>
-        <w:rPr>
-          <w:rFonts w:hint="default" w:cs="Times New Roman"/>
-          <w:b/>
-          <w:sz w:val="24"/>
-          <w:szCs w:val="24"/>
-          <w:highlight w:val="none"/>
-          <w:lang w:val="en-US"/>
-        </w:rPr>
-        <w:t xml:space="preserve">        </w:t>
-      </w:r>
-      <w:r>
-        <w:rPr>
-          <w:rFonts w:hint="default" w:ascii="Times New Roman" w:hAnsi="Times New Roman" w:cs="Times New Roman"/>
-          <w:b/>
-          <w:sz w:val="24"/>
-          <w:szCs w:val="24"/>
-          <w:highlight w:val="none"/>
-        </w:rPr>
-        <w:t>: selon la grille de l’assureur</w:t>
+      <w:r>
+        <w:rPr>
+          <w:rFonts w:hint="default" w:ascii="Times New Roman" w:hAnsi="Times New Roman" w:cs="Times New Roman"/>
+          <w:b/>
+          <w:sz w:val="24"/>
+          <w:szCs w:val="24"/>
+          <w:shd w:val="clear" w:fill="auto"/>
+        </w:rPr>
+        <w:t>Taux</w:t>
+      </w:r>
+      <w:r>
+        <w:rPr>
+          <w:rFonts w:hint="default" w:ascii="Times New Roman" w:hAnsi="Times New Roman" w:cs="Times New Roman"/>
+          <w:b/>
+          <w:sz w:val="24"/>
+          <w:szCs w:val="24"/>
+          <w:shd w:val="clear" w:fill="auto"/>
+          <w:lang w:val="en-US"/>
+        </w:rPr>
+        <w:tab/>
+      </w:r>
+      <w:r>
+        <w:rPr>
+          <w:rFonts w:hint="default" w:ascii="Times New Roman" w:hAnsi="Times New Roman" w:cs="Times New Roman"/>
+          <w:b/>
+          <w:sz w:val="24"/>
+          <w:szCs w:val="24"/>
+          <w:shd w:val="clear" w:fill="auto"/>
+          <w:lang w:val="en-US"/>
+        </w:rPr>
+        <w:tab/>
+      </w:r>
+      <w:r>
+        <w:rPr>
+          <w:rFonts w:hint="default" w:ascii="Times New Roman" w:hAnsi="Times New Roman" w:cs="Times New Roman"/>
+          <w:b/>
+          <w:sz w:val="24"/>
+          <w:szCs w:val="24"/>
+          <w:shd w:val="clear" w:fill="auto"/>
+          <w:lang w:val="en-US"/>
+        </w:rPr>
+        <w:tab/>
+      </w:r>
+      <w:r>
+        <w:rPr>
+          <w:rFonts w:hint="default" w:ascii="Times New Roman" w:hAnsi="Times New Roman" w:cs="Times New Roman"/>
+          <w:b/>
+          <w:sz w:val="24"/>
+          <w:szCs w:val="24"/>
+          <w:shd w:val="clear" w:fill="auto"/>
+          <w:lang w:val="en-US"/>
+        </w:rPr>
+        <w:tab/>
+      </w:r>
+      <w:r>
+        <w:rPr>
+          <w:rFonts w:hint="default" w:ascii="Times New Roman" w:hAnsi="Times New Roman" w:cs="Times New Roman"/>
+          <w:b/>
+          <w:sz w:val="24"/>
+          <w:szCs w:val="24"/>
+          <w:shd w:val="clear" w:fill="auto"/>
+          <w:lang w:val="en-US"/>
+        </w:rPr>
+        <w:tab/>
+      </w:r>
+      <w:r>
+        <w:rPr>
+          <w:rFonts w:hint="default" w:ascii="Times New Roman" w:hAnsi="Times New Roman" w:cs="Times New Roman"/>
+          <w:b/>
+          <w:sz w:val="24"/>
+          <w:szCs w:val="24"/>
+          <w:shd w:val="clear" w:fill="auto"/>
+        </w:rPr>
+        <w:t>:</w:t>
+      </w:r>
+      <w:r>
+        <w:rPr>
+          <w:rFonts w:hint="default" w:ascii="Times New Roman" w:hAnsi="Times New Roman" w:cs="Times New Roman"/>
+          <w:b/>
+          <w:sz w:val="24"/>
+          <w:szCs w:val="24"/>
+          <w:shd w:val="clear" w:fill="auto"/>
+          <w:lang w:val="en-US"/>
+        </w:rPr>
+        <w:t xml:space="preserve"> </w:t>
+      </w:r>
+      <w:r>
+        <w:rPr>
+          <w:rFonts w:hint="default" w:ascii="Times New Roman" w:hAnsi="Times New Roman" w:cs="Times New Roman"/>
+          <w:b/>
+          <w:sz w:val="24"/>
+          <w:szCs w:val="24"/>
+          <w:shd w:val="clear" w:fill="auto"/>
+        </w:rPr>
+        <w:t>${ht_rate} %</w:t>
+      </w:r>
+    </w:p>
+    <w:p>
+      <w:pPr>
+        <w:tabs>
+          <w:tab w:val="left" w:pos="708"/>
+          <w:tab w:val="left" w:pos="1416"/>
+          <w:tab w:val="left" w:pos="2124"/>
+          <w:tab w:val="left" w:pos="2748"/>
+          <w:tab w:val="left" w:pos="3708"/>
+        </w:tabs>
+        <w:spacing w:line="240" w:lineRule="auto"/>
+        <w:rPr>
+          <w:rFonts w:hint="default" w:ascii="Times New Roman" w:hAnsi="Times New Roman" w:cs="Times New Roman"/>
+          <w:b/>
+          <w:sz w:val="24"/>
+          <w:szCs w:val="24"/>
+          <w:shd w:val="clear" w:fill="auto"/>
+          <w:lang w:val="en-US"/>
+        </w:rPr>
+      </w:pPr>
+    </w:p>
+    <w:p>
+      <w:pPr>
+        <w:tabs>
+          <w:tab w:val="left" w:pos="708"/>
+          <w:tab w:val="left" w:pos="1416"/>
+          <w:tab w:val="left" w:pos="2124"/>
+          <w:tab w:val="left" w:pos="2748"/>
+          <w:tab w:val="left" w:pos="3708"/>
+        </w:tabs>
+        <w:spacing w:line="240" w:lineRule="auto"/>
+        <w:rPr>
+          <w:rFonts w:hint="default" w:ascii="Times New Roman" w:hAnsi="Times New Roman" w:cs="Times New Roman"/>
+          <w:b/>
+          <w:sz w:val="24"/>
+          <w:szCs w:val="24"/>
+          <w:shd w:val="clear" w:fill="auto"/>
+          <w:lang w:val="en-US"/>
+        </w:rPr>
+      </w:pPr>
+      <w:r>
+        <w:rPr>
+          <w:rFonts w:hint="default" w:ascii="Times New Roman" w:hAnsi="Times New Roman" w:cs="Times New Roman"/>
+          <w:b/>
+          <w:sz w:val="24"/>
+          <w:szCs w:val="24"/>
+          <w:shd w:val="clear" w:fill="auto"/>
+          <w:lang w:val="en-US"/>
+        </w:rPr>
+        <w:tab/>
+      </w:r>
+      <w:r>
+        <w:rPr>
+          <w:rFonts w:hint="default" w:ascii="Times New Roman" w:hAnsi="Times New Roman" w:cs="Times New Roman"/>
+          <w:b/>
+          <w:sz w:val="24"/>
+          <w:szCs w:val="24"/>
+          <w:shd w:val="clear" w:fill="auto"/>
+        </w:rPr>
+        <w:t>T</w:t>
+      </w:r>
+      <w:r>
+        <w:rPr>
+          <w:rFonts w:hint="default" w:ascii="Times New Roman" w:hAnsi="Times New Roman" w:cs="Times New Roman"/>
+          <w:b/>
+          <w:sz w:val="24"/>
+          <w:szCs w:val="24"/>
+          <w:shd w:val="clear" w:fill="auto"/>
+          <w:lang w:val="en-US"/>
+        </w:rPr>
+        <w:t>AF</w:t>
+      </w:r>
+      <w:r>
+        <w:rPr>
+          <w:rFonts w:hint="default" w:ascii="Times New Roman" w:hAnsi="Times New Roman" w:cs="Times New Roman"/>
+          <w:b/>
+          <w:sz w:val="24"/>
+          <w:szCs w:val="24"/>
+          <w:shd w:val="clear" w:fill="auto"/>
+          <w:lang w:val="en-US"/>
+        </w:rPr>
+        <w:tab/>
+      </w:r>
+      <w:r>
+        <w:rPr>
+          <w:rFonts w:hint="default" w:ascii="Times New Roman" w:hAnsi="Times New Roman" w:cs="Times New Roman"/>
+          <w:b/>
+          <w:sz w:val="24"/>
+          <w:szCs w:val="24"/>
+          <w:shd w:val="clear" w:fill="auto"/>
+          <w:lang w:val="en-US"/>
+        </w:rPr>
+        <w:tab/>
+      </w:r>
+      <w:r>
+        <w:rPr>
+          <w:rFonts w:hint="default" w:ascii="Times New Roman" w:hAnsi="Times New Roman" w:cs="Times New Roman"/>
+          <w:b/>
+          <w:sz w:val="24"/>
+          <w:szCs w:val="24"/>
+          <w:shd w:val="clear" w:fill="auto"/>
+          <w:lang w:val="en-US"/>
+        </w:rPr>
+        <w:tab/>
+      </w:r>
+      <w:r>
+        <w:rPr>
+          <w:rFonts w:hint="default" w:ascii="Times New Roman" w:hAnsi="Times New Roman" w:cs="Times New Roman"/>
+          <w:b/>
+          <w:sz w:val="24"/>
+          <w:szCs w:val="24"/>
+          <w:shd w:val="clear" w:fill="auto"/>
+          <w:lang w:val="en-US"/>
+        </w:rPr>
+        <w:tab/>
+      </w:r>
+      <w:r>
+        <w:rPr>
+          <w:rFonts w:hint="default" w:ascii="Times New Roman" w:hAnsi="Times New Roman" w:cs="Times New Roman"/>
+          <w:b/>
+          <w:sz w:val="24"/>
+          <w:szCs w:val="24"/>
+          <w:shd w:val="clear" w:fill="auto"/>
+          <w:lang w:val="en-US"/>
+        </w:rPr>
+        <w:tab/>
+      </w:r>
+      <w:r>
+        <w:rPr>
+          <w:rFonts w:hint="default" w:ascii="Times New Roman" w:hAnsi="Times New Roman" w:cs="Times New Roman"/>
+          <w:b/>
+          <w:sz w:val="24"/>
+          <w:szCs w:val="24"/>
+          <w:shd w:val="clear" w:fill="auto"/>
+        </w:rPr>
+        <w:t>:</w:t>
+      </w:r>
+      <w:r>
+        <w:rPr>
+          <w:rFonts w:hint="default" w:ascii="Times New Roman" w:hAnsi="Times New Roman" w:cs="Times New Roman"/>
+          <w:b/>
+          <w:sz w:val="24"/>
+          <w:szCs w:val="24"/>
+          <w:shd w:val="clear" w:fill="auto"/>
+          <w:lang w:val="en-US"/>
+        </w:rPr>
+        <w:t xml:space="preserve"> </w:t>
+      </w:r>
+      <w:r>
+        <w:rPr>
+          <w:rFonts w:hint="default" w:ascii="Times New Roman" w:hAnsi="Times New Roman" w:cs="Times New Roman"/>
+          <w:b/>
+          <w:sz w:val="24"/>
+          <w:szCs w:val="24"/>
+          <w:shd w:val="clear" w:fill="auto"/>
+        </w:rPr>
+        <w:t>${verbal_trial.taf} %</w:t>
+      </w:r>
+    </w:p>
+    <w:p>
+      <w:pPr>
+        <w:tabs>
+          <w:tab w:val="left" w:pos="708"/>
+          <w:tab w:val="left" w:pos="1416"/>
+          <w:tab w:val="left" w:pos="2124"/>
+          <w:tab w:val="left" w:pos="2748"/>
+          <w:tab w:val="left" w:pos="3708"/>
+        </w:tabs>
+        <w:spacing w:line="240" w:lineRule="auto"/>
+        <w:rPr>
+          <w:rFonts w:hint="default" w:ascii="Times New Roman" w:hAnsi="Times New Roman" w:cs="Times New Roman"/>
+          <w:b/>
+          <w:sz w:val="24"/>
+          <w:szCs w:val="24"/>
+          <w:shd w:val="clear" w:fill="auto"/>
+          <w:lang w:val="en-US"/>
+        </w:rPr>
+      </w:pPr>
+    </w:p>
+    <w:p>
+      <w:pPr>
+        <w:tabs>
+          <w:tab w:val="left" w:pos="708"/>
+          <w:tab w:val="left" w:pos="1416"/>
+          <w:tab w:val="left" w:pos="2124"/>
+          <w:tab w:val="left" w:pos="2748"/>
+          <w:tab w:val="left" w:pos="3708"/>
+        </w:tabs>
+        <w:spacing w:line="240" w:lineRule="auto"/>
+        <w:rPr>
+          <w:rFonts w:hint="default" w:ascii="Times New Roman" w:hAnsi="Times New Roman" w:cs="Times New Roman"/>
+          <w:b/>
+          <w:sz w:val="24"/>
+          <w:szCs w:val="24"/>
+          <w:highlight w:val="none"/>
+        </w:rPr>
+      </w:pPr>
+      <w:r>
+        <w:rPr>
+          <w:rFonts w:hint="default" w:ascii="Times New Roman" w:hAnsi="Times New Roman" w:cs="Times New Roman"/>
+          <w:b/>
+          <w:sz w:val="24"/>
+          <w:szCs w:val="24"/>
+          <w:shd w:val="clear" w:fill="auto"/>
+          <w:lang w:val="en-US"/>
+        </w:rPr>
+        <w:tab/>
+      </w:r>
+      <w:r>
+        <w:rPr>
+          <w:rFonts w:hint="default" w:ascii="Times New Roman" w:hAnsi="Times New Roman" w:cs="Times New Roman"/>
+          <w:b/>
+          <w:sz w:val="24"/>
+          <w:szCs w:val="24"/>
+          <w:shd w:val="clear" w:fill="auto"/>
+        </w:rPr>
+        <w:t>Frais de dossier</w:t>
+      </w:r>
+      <w:r>
+        <w:rPr>
+          <w:rFonts w:hint="default" w:ascii="Times New Roman" w:hAnsi="Times New Roman" w:cs="Times New Roman"/>
+          <w:b/>
+          <w:sz w:val="24"/>
+          <w:szCs w:val="24"/>
+          <w:shd w:val="clear" w:fill="auto"/>
+          <w:lang w:val="en-US"/>
+        </w:rPr>
+        <w:tab/>
+      </w:r>
+      <w:r>
+        <w:rPr>
+          <w:rFonts w:hint="default" w:ascii="Times New Roman" w:hAnsi="Times New Roman" w:cs="Times New Roman"/>
+          <w:b/>
+          <w:sz w:val="24"/>
+          <w:szCs w:val="24"/>
+          <w:shd w:val="clear" w:fill="auto"/>
+          <w:lang w:val="en-US"/>
+        </w:rPr>
+        <w:tab/>
+      </w:r>
+      <w:r>
+        <w:rPr>
+          <w:rFonts w:hint="default" w:ascii="Times New Roman" w:hAnsi="Times New Roman" w:cs="Times New Roman"/>
+          <w:b/>
+          <w:sz w:val="24"/>
+          <w:szCs w:val="24"/>
+          <w:shd w:val="clear" w:fill="auto"/>
+          <w:lang w:val="en-US"/>
+        </w:rPr>
+        <w:tab/>
+      </w:r>
+      <w:r>
+        <w:rPr>
+          <w:rFonts w:hint="default" w:ascii="Times New Roman" w:hAnsi="Times New Roman" w:cs="Times New Roman"/>
+          <w:b/>
+          <w:sz w:val="24"/>
+          <w:szCs w:val="24"/>
+          <w:shd w:val="clear" w:fill="auto"/>
+        </w:rPr>
+        <w:t>:</w:t>
+      </w:r>
+      <w:r>
+        <w:rPr>
+          <w:rFonts w:hint="default" w:ascii="Times New Roman" w:hAnsi="Times New Roman" w:cs="Times New Roman"/>
+          <w:b/>
+          <w:sz w:val="24"/>
+          <w:szCs w:val="24"/>
+          <w:shd w:val="clear" w:fill="auto"/>
+          <w:lang w:val="en-US"/>
+        </w:rPr>
+        <w:t xml:space="preserve"> </w:t>
+      </w:r>
+      <w:r>
+        <w:rPr>
+          <w:rFonts w:hint="default" w:ascii="Times New Roman" w:hAnsi="Times New Roman" w:cs="Times New Roman"/>
+          <w:b/>
+          <w:sz w:val="24"/>
+          <w:szCs w:val="24"/>
+          <w:shd w:val="clear" w:fill="auto"/>
+        </w:rPr>
+        <w:t>${verbal_trial.administrative_fees_percentage}</w:t>
+      </w:r>
+      <w:r>
+        <w:rPr>
+          <w:rFonts w:hint="default" w:ascii="Times New Roman" w:hAnsi="Times New Roman" w:cs="Times New Roman"/>
+          <w:b/>
+          <w:sz w:val="24"/>
+          <w:szCs w:val="24"/>
+          <w:shd w:val="clear" w:fill="auto"/>
+          <w:lang w:val="en-US"/>
+        </w:rPr>
+        <w:t xml:space="preserve"> %</w:t>
+      </w:r>
+    </w:p>
+    <w:p>
+      <w:pPr>
+        <w:tabs>
+          <w:tab w:val="left" w:pos="708"/>
+          <w:tab w:val="left" w:pos="1416"/>
+          <w:tab w:val="left" w:pos="2124"/>
+          <w:tab w:val="left" w:pos="2748"/>
+          <w:tab w:val="left" w:pos="3708"/>
+        </w:tabs>
+        <w:spacing w:line="240" w:lineRule="auto"/>
+        <w:jc w:val="both"/>
+        <w:rPr>
+          <w:rFonts w:hint="default" w:ascii="Times New Roman" w:hAnsi="Times New Roman" w:cs="Times New Roman"/>
+          <w:b/>
+          <w:sz w:val="24"/>
+          <w:szCs w:val="24"/>
+          <w:lang w:val="en-US"/>
+        </w:rPr>
+      </w:pPr>
+    </w:p>
+    <w:p>
+      <w:pPr>
+        <w:tabs>
+          <w:tab w:val="left" w:pos="708"/>
+          <w:tab w:val="left" w:pos="1416"/>
+          <w:tab w:val="left" w:pos="2124"/>
+          <w:tab w:val="left" w:pos="2748"/>
+          <w:tab w:val="left" w:pos="3708"/>
+        </w:tabs>
+        <w:spacing w:line="240" w:lineRule="auto"/>
+        <w:jc w:val="both"/>
+        <w:rPr>
+          <w:rFonts w:hint="default" w:ascii="Times New Roman" w:hAnsi="Times New Roman" w:cs="Times New Roman"/>
+          <w:b/>
+          <w:sz w:val="24"/>
+          <w:szCs w:val="24"/>
+          <w:highlight w:val="none"/>
+        </w:rPr>
+      </w:pPr>
+      <w:r>
+        <w:rPr>
+          <w:rFonts w:hint="default" w:ascii="Times New Roman" w:hAnsi="Times New Roman" w:cs="Times New Roman"/>
+          <w:b/>
+          <w:sz w:val="24"/>
+          <w:szCs w:val="24"/>
+          <w:lang w:val="en-US"/>
+        </w:rPr>
+        <w:tab/>
+      </w:r>
+      <w:r>
+        <w:rPr>
+          <w:rFonts w:hint="default" w:ascii="Times New Roman" w:hAnsi="Times New Roman" w:cs="Times New Roman"/>
+          <w:b/>
+          <w:sz w:val="24"/>
+          <w:szCs w:val="24"/>
+        </w:rPr>
+        <w:t>Prime d’assurance</w:t>
+      </w:r>
+      <w:r>
+        <w:rPr>
+          <w:rFonts w:hint="default" w:ascii="Times New Roman" w:hAnsi="Times New Roman" w:cs="Times New Roman"/>
+          <w:b/>
+          <w:sz w:val="24"/>
+          <w:szCs w:val="24"/>
+          <w:shd w:val="clear" w:fill="auto"/>
+          <w:lang w:val="en-US"/>
+        </w:rPr>
+        <w:tab/>
+      </w:r>
+      <w:r>
+        <w:rPr>
+          <w:rFonts w:hint="default" w:ascii="Times New Roman" w:hAnsi="Times New Roman" w:cs="Times New Roman"/>
+          <w:b/>
+          <w:sz w:val="24"/>
+          <w:szCs w:val="24"/>
+          <w:shd w:val="clear" w:fill="auto"/>
+          <w:lang w:val="en-US"/>
+        </w:rPr>
+        <w:tab/>
+      </w:r>
+      <w:r>
+        <w:rPr>
+          <w:rFonts w:hint="default" w:ascii="Times New Roman" w:hAnsi="Times New Roman" w:cs="Times New Roman"/>
+          <w:b/>
+          <w:sz w:val="24"/>
+          <w:szCs w:val="24"/>
+          <w:shd w:val="clear" w:fill="auto"/>
+          <w:lang w:val="en-US"/>
+        </w:rPr>
+        <w:tab/>
+      </w:r>
+      <w:r>
+        <w:rPr>
+          <w:rFonts w:hint="default" w:ascii="Times New Roman" w:hAnsi="Times New Roman" w:cs="Times New Roman"/>
+          <w:b/>
+          <w:sz w:val="24"/>
+          <w:szCs w:val="24"/>
+        </w:rPr>
+        <w:t xml:space="preserve">: </w:t>
+      </w:r>
+      <w:r>
+        <w:rPr>
+          <w:rFonts w:hint="default" w:ascii="Times New Roman" w:hAnsi="Times New Roman" w:cs="Times New Roman"/>
+          <w:b/>
+          <w:sz w:val="24"/>
+          <w:szCs w:val="24"/>
+          <w:lang w:val="en-US"/>
+        </w:rPr>
+        <w:t>S</w:t>
+      </w:r>
+      <w:r>
+        <w:rPr>
+          <w:rFonts w:hint="default" w:ascii="Times New Roman" w:hAnsi="Times New Roman" w:cs="Times New Roman"/>
+          <w:b/>
+          <w:sz w:val="24"/>
+          <w:szCs w:val="24"/>
+        </w:rPr>
+        <w:t>elon la grille de l’assureur</w:t>
+      </w:r>
+      <w:r>
+        <w:rPr>
+          <w:rFonts w:hint="default" w:ascii="Times New Roman" w:hAnsi="Times New Roman" w:cs="Times New Roman"/>
+          <w:b/>
+          <w:sz w:val="24"/>
+          <w:szCs w:val="24"/>
+          <w:lang w:val="en-US"/>
+        </w:rPr>
+        <w:t>${line_risk_premium_percentage}</w:t>
+      </w:r>
+      <w:r>
+        <w:rPr>
+          <w:rFonts w:hint="default" w:ascii="Times New Roman" w:hAnsi="Times New Roman" w:cs="Times New Roman"/>
+          <w:b/>
+          <w:sz w:val="24"/>
+          <w:szCs w:val="24"/>
+          <w:shd w:val="clear" w:fill="auto"/>
+          <w:lang w:val="en-US"/>
+        </w:rPr>
+        <w:t>${line_review_bonus}</w:t>
+      </w:r>
+    </w:p>
+    <w:p>
+      <w:pPr>
+        <w:tabs>
+          <w:tab w:val="left" w:pos="708"/>
+          <w:tab w:val="left" w:pos="1416"/>
+          <w:tab w:val="left" w:pos="2124"/>
+          <w:tab w:val="left" w:pos="2748"/>
+          <w:tab w:val="left" w:pos="3708"/>
+        </w:tabs>
+        <w:spacing w:line="240" w:lineRule="auto"/>
+        <w:rPr>
+          <w:rFonts w:hint="default" w:ascii="Times New Roman" w:hAnsi="Times New Roman" w:cs="Times New Roman"/>
+          <w:b/>
+          <w:sz w:val="24"/>
+          <w:szCs w:val="24"/>
+          <w:lang w:val="en-US"/>
+        </w:rPr>
+      </w:pPr>
+    </w:p>
+    <w:p>
+      <w:pPr>
+        <w:tabs>
+          <w:tab w:val="left" w:pos="708"/>
+          <w:tab w:val="left" w:pos="1416"/>
+          <w:tab w:val="left" w:pos="2124"/>
+          <w:tab w:val="left" w:pos="2748"/>
+          <w:tab w:val="left" w:pos="3708"/>
+        </w:tabs>
+        <w:spacing w:line="240" w:lineRule="auto"/>
+        <w:rPr>
+          <w:rFonts w:hint="default" w:ascii="Times New Roman" w:hAnsi="Times New Roman" w:cs="Times New Roman"/>
+          <w:color w:val="111111"/>
+          <w:sz w:val="24"/>
+          <w:szCs w:val="24"/>
+          <w:highlight w:val="none"/>
+          <w:shd w:val="clear" w:fill="auto"/>
+        </w:rPr>
+      </w:pPr>
+      <w:r>
+        <w:rPr>
+          <w:rFonts w:hint="default" w:ascii="Times New Roman" w:hAnsi="Times New Roman" w:cs="Times New Roman"/>
+          <w:b/>
+          <w:sz w:val="24"/>
+          <w:szCs w:val="24"/>
+          <w:lang w:val="en-US"/>
+        </w:rPr>
+        <w:tab/>
+      </w:r>
+      <w:r>
+        <w:rPr>
+          <w:rFonts w:hint="default" w:ascii="Times New Roman" w:hAnsi="Times New Roman" w:cs="Times New Roman"/>
+          <w:b/>
+          <w:color w:val="111111"/>
+          <w:sz w:val="24"/>
+          <w:szCs w:val="24"/>
+          <w:shd w:val="clear" w:fill="auto"/>
+        </w:rPr>
+        <w:t>Date de la première échéance</w:t>
+      </w:r>
+      <w:r>
+        <w:rPr>
+          <w:rFonts w:hint="default" w:ascii="Times New Roman" w:hAnsi="Times New Roman" w:cs="Times New Roman"/>
+          <w:b/>
+          <w:color w:val="111111"/>
+          <w:sz w:val="24"/>
+          <w:szCs w:val="24"/>
+          <w:shd w:val="clear" w:fill="auto"/>
+          <w:lang w:val="en-US"/>
+        </w:rPr>
+        <w:tab/>
+      </w:r>
+      <w:r>
+        <w:rPr>
+          <w:rFonts w:hint="default" w:ascii="Times New Roman" w:hAnsi="Times New Roman" w:cs="Times New Roman"/>
+          <w:b/>
+          <w:color w:val="111111"/>
+          <w:sz w:val="24"/>
+          <w:szCs w:val="24"/>
+          <w:shd w:val="clear" w:fill="auto"/>
+          <w:lang w:val="en-US"/>
+        </w:rPr>
+        <w:tab/>
+      </w:r>
+      <w:r>
+        <w:rPr>
+          <w:rFonts w:hint="default" w:ascii="Times New Roman" w:hAnsi="Times New Roman" w:cs="Times New Roman"/>
+          <w:b/>
+          <w:color w:val="111111"/>
+          <w:sz w:val="24"/>
+          <w:szCs w:val="24"/>
+          <w:shd w:val="clear" w:fill="auto"/>
+        </w:rPr>
+        <w:t>:</w:t>
+      </w:r>
+    </w:p>
+    <w:p>
+      <w:pPr>
+        <w:tabs>
+          <w:tab w:val="left" w:pos="708"/>
+          <w:tab w:val="left" w:pos="1416"/>
+          <w:tab w:val="left" w:pos="2124"/>
+          <w:tab w:val="left" w:pos="2748"/>
+          <w:tab w:val="left" w:pos="3708"/>
+        </w:tabs>
+        <w:spacing w:line="240" w:lineRule="auto"/>
+        <w:rPr>
+          <w:rFonts w:hint="default" w:ascii="Times New Roman" w:hAnsi="Times New Roman" w:cs="Times New Roman"/>
+          <w:b/>
+          <w:color w:val="111111"/>
+          <w:sz w:val="24"/>
+          <w:szCs w:val="24"/>
+          <w:shd w:val="clear" w:fill="auto"/>
+          <w:lang w:val="en-US"/>
+        </w:rPr>
+      </w:pPr>
+    </w:p>
+    <w:p>
+      <w:pPr>
+        <w:tabs>
+          <w:tab w:val="left" w:pos="708"/>
+          <w:tab w:val="left" w:pos="1416"/>
+          <w:tab w:val="left" w:pos="2124"/>
+          <w:tab w:val="left" w:pos="2748"/>
+          <w:tab w:val="left" w:pos="3708"/>
+        </w:tabs>
+        <w:spacing w:line="240" w:lineRule="auto"/>
+        <w:rPr>
+          <w:rFonts w:hint="default" w:ascii="Times New Roman" w:hAnsi="Times New Roman" w:cs="Times New Roman"/>
+          <w:b/>
+          <w:sz w:val="24"/>
+          <w:szCs w:val="24"/>
+        </w:rPr>
+      </w:pPr>
+      <w:r>
+        <w:rPr>
+          <w:rFonts w:hint="default" w:ascii="Times New Roman" w:hAnsi="Times New Roman" w:cs="Times New Roman"/>
+          <w:b/>
+          <w:color w:val="111111"/>
+          <w:sz w:val="24"/>
+          <w:szCs w:val="24"/>
+          <w:shd w:val="clear" w:fill="auto"/>
+          <w:lang w:val="en-US"/>
+        </w:rPr>
+        <w:tab/>
+      </w:r>
+      <w:r>
+        <w:rPr>
+          <w:rFonts w:hint="default" w:ascii="Times New Roman" w:hAnsi="Times New Roman" w:cs="Times New Roman"/>
+          <w:b/>
+          <w:color w:val="111111"/>
+          <w:sz w:val="24"/>
+          <w:szCs w:val="24"/>
+          <w:shd w:val="clear" w:fill="auto"/>
+        </w:rPr>
+        <w:t>Date de dernière échéance</w:t>
+      </w:r>
+      <w:r>
+        <w:rPr>
+          <w:rFonts w:hint="default" w:ascii="Times New Roman" w:hAnsi="Times New Roman" w:cs="Times New Roman"/>
+          <w:b/>
+          <w:color w:val="111111"/>
+          <w:sz w:val="24"/>
+          <w:szCs w:val="24"/>
+          <w:shd w:val="clear" w:fill="auto"/>
+          <w:lang w:val="en-US"/>
+        </w:rPr>
+        <w:tab/>
+      </w:r>
+      <w:r>
+        <w:rPr>
+          <w:rFonts w:hint="default" w:ascii="Times New Roman" w:hAnsi="Times New Roman" w:cs="Times New Roman"/>
+          <w:b/>
+          <w:color w:val="111111"/>
+          <w:sz w:val="24"/>
+          <w:szCs w:val="24"/>
+          <w:shd w:val="clear" w:fill="auto"/>
+          <w:lang w:val="en-US"/>
+        </w:rPr>
+        <w:tab/>
+      </w:r>
+      <w:r>
+        <w:rPr>
+          <w:rFonts w:hint="default" w:ascii="Times New Roman" w:hAnsi="Times New Roman" w:cs="Times New Roman"/>
+          <w:b/>
+          <w:color w:val="111111"/>
+          <w:sz w:val="24"/>
+          <w:szCs w:val="24"/>
+          <w:shd w:val="clear" w:fill="auto"/>
+        </w:rPr>
+        <w:t>:</w:t>
       </w:r>
     </w:p>
     <w:p>
@@ -1233,179 +2101,8 @@
           <w:highlight w:val="none"/>
         </w:rPr>
       </w:pPr>
-      <w:r>
-        <w:rPr>
-          <w:rFonts w:hint="default" w:ascii="Times New Roman" w:hAnsi="Times New Roman" w:cs="Times New Roman"/>
-          <w:b/>
-          <w:sz w:val="24"/>
-          <w:szCs w:val="24"/>
-          <w:highlight w:val="none"/>
-        </w:rPr>
-        <w:t>Date de la première échéance :</w:t>
-      </w:r>
-    </w:p>
-    <w:p>
-      <w:pPr>
-        <w:pStyle w:val="11"/>
-        <w:numPr>
-          <w:ilvl w:val="0"/>
-          <w:numId w:val="1"/>
-        </w:numPr>
-        <w:tabs>
-          <w:tab w:val="left" w:pos="708"/>
-          <w:tab w:val="left" w:pos="1416"/>
-          <w:tab w:val="left" w:pos="2124"/>
-          <w:tab w:val="left" w:pos="2748"/>
-          <w:tab w:val="left" w:pos="3708"/>
-        </w:tabs>
-        <w:jc w:val="both"/>
-        <w:rPr>
-          <w:rFonts w:hint="default" w:ascii="Times New Roman" w:hAnsi="Times New Roman" w:cs="Times New Roman"/>
-          <w:b/>
-          <w:sz w:val="24"/>
-          <w:szCs w:val="24"/>
-          <w:highlight w:val="none"/>
-        </w:rPr>
-      </w:pPr>
-      <w:r>
-        <w:rPr>
-          <w:rFonts w:hint="default" w:ascii="Times New Roman" w:hAnsi="Times New Roman" w:cs="Times New Roman"/>
-          <w:b/>
-          <w:sz w:val="24"/>
-          <w:szCs w:val="24"/>
-          <w:highlight w:val="none"/>
-        </w:rPr>
-        <w:t>Date de dernière échéance :</w:t>
-      </w:r>
-      <w:r>
-        <w:rPr>
-          <w:rFonts w:hint="default" w:ascii="Times New Roman" w:hAnsi="Times New Roman" w:cs="Times New Roman"/>
-          <w:b/>
-          <w:sz w:val="24"/>
-          <w:szCs w:val="24"/>
-          <w:highlight w:val="none"/>
-        </w:rPr>
-        <w:tab/>
-      </w:r>
-    </w:p>
-    <w:p>
-      <w:pPr>
-        <w:pStyle w:val="11"/>
-        <w:numPr>
-          <w:ilvl w:val="0"/>
-          <w:numId w:val="0"/>
-        </w:numPr>
-        <w:tabs>
-          <w:tab w:val="left" w:pos="708"/>
-          <w:tab w:val="left" w:pos="1416"/>
-          <w:tab w:val="left" w:pos="2124"/>
-          <w:tab w:val="left" w:pos="2748"/>
-          <w:tab w:val="left" w:pos="3708"/>
-        </w:tabs>
-        <w:spacing w:before="0" w:after="160" w:line="240" w:lineRule="auto"/>
-        <w:ind w:left="0" w:firstLine="0"/>
-        <w:contextualSpacing/>
-        <w:jc w:val="both"/>
-        <w:rPr>
-          <w:rFonts w:hint="default" w:ascii="Times New Roman" w:hAnsi="Times New Roman" w:cs="Times New Roman"/>
-          <w:b/>
-          <w:sz w:val="24"/>
-          <w:szCs w:val="24"/>
-          <w:lang w:val="en-US"/>
-        </w:rPr>
-      </w:pPr>
-      <w:r>
-        <w:rPr>
-          <w:rFonts w:hint="default" w:cs="Times New Roman"/>
-          <w:b/>
-          <w:sz w:val="24"/>
-          <w:szCs w:val="24"/>
-          <w:lang w:val="en-US"/>
-        </w:rPr>
-        <w:tab/>
-      </w:r>
-      <w:r>
-        <w:rPr>
-          <w:rFonts w:hint="default" w:ascii="Times New Roman" w:hAnsi="Times New Roman" w:cs="Times New Roman"/>
-          <w:b/>
-          <w:sz w:val="24"/>
-          <w:szCs w:val="24"/>
-          <w:lang w:val="en-US"/>
-        </w:rPr>
-        <w:t>${line_risk_premium_percentage}</w:t>
-      </w:r>
-    </w:p>
-    <w:p>
-      <w:pPr>
-        <w:pStyle w:val="11"/>
-        <w:numPr>
-          <w:ilvl w:val="0"/>
-          <w:numId w:val="0"/>
-        </w:numPr>
-        <w:tabs>
-          <w:tab w:val="left" w:pos="708"/>
-          <w:tab w:val="left" w:pos="1416"/>
-          <w:tab w:val="left" w:pos="2124"/>
-          <w:tab w:val="left" w:pos="2748"/>
-          <w:tab w:val="left" w:pos="3708"/>
-        </w:tabs>
-        <w:spacing w:before="0" w:after="160" w:line="240" w:lineRule="auto"/>
-        <w:ind w:left="0" w:firstLine="0"/>
-        <w:contextualSpacing/>
-        <w:jc w:val="both"/>
-        <w:rPr>
-          <w:rFonts w:hint="default" w:ascii="Times New Roman" w:hAnsi="Times New Roman" w:cs="Times New Roman"/>
-          <w:b/>
-          <w:sz w:val="24"/>
-          <w:szCs w:val="24"/>
-        </w:rPr>
-      </w:pPr>
-      <w:r>
-        <w:rPr>
-          <w:rFonts w:hint="default" w:cs="Times New Roman"/>
-          <w:b/>
-          <w:sz w:val="24"/>
-          <w:szCs w:val="24"/>
-          <w:shd w:val="clear" w:fill="auto"/>
-          <w:lang w:val="en-US"/>
-        </w:rPr>
-        <w:tab/>
-      </w:r>
-      <w:r>
-        <w:rPr>
-          <w:rFonts w:hint="default" w:ascii="Times New Roman" w:hAnsi="Times New Roman" w:cs="Times New Roman"/>
-          <w:b/>
-          <w:sz w:val="24"/>
-          <w:szCs w:val="24"/>
-          <w:shd w:val="clear" w:fill="auto"/>
-          <w:lang w:val="en-US"/>
-        </w:rPr>
-        <w:t>${line_review_bonus}</w:t>
-      </w:r>
-    </w:p>
-    <w:p>
-      <w:pPr>
-        <w:pStyle w:val="11"/>
-        <w:numPr>
-          <w:ilvl w:val="0"/>
-          <w:numId w:val="1"/>
-        </w:numPr>
-        <w:tabs>
-          <w:tab w:val="left" w:pos="708"/>
-          <w:tab w:val="left" w:pos="1416"/>
-          <w:tab w:val="left" w:pos="2124"/>
-          <w:tab w:val="left" w:pos="2748"/>
-          <w:tab w:val="left" w:pos="3708"/>
-        </w:tabs>
-        <w:jc w:val="both"/>
-        <w:rPr>
-          <w:rFonts w:hint="default" w:ascii="Times New Roman" w:hAnsi="Times New Roman" w:cs="Times New Roman"/>
-          <w:b/>
-          <w:sz w:val="24"/>
-          <w:szCs w:val="24"/>
-          <w:highlight w:val="none"/>
-        </w:rPr>
-      </w:pPr>
+      <w:bookmarkStart w:id="6" w:name="_GoBack"/>
+      <w:bookmarkEnd w:id="6"/>
       <w:r>
         <w:rPr>
           <w:rFonts w:hint="default" w:ascii="Times New Roman" w:hAnsi="Times New Roman" w:cs="Times New Roman"/>
@@ -1869,7 +2566,7 @@
           <w:szCs w:val="24"/>
           <w:highlight w:val="none"/>
         </w:rPr>
-        <w:t>${verbal_trial.due_amount.fr}</w:t>
+        <w:t>${due_amount.fr}</w:t>
       </w:r>
       <w:r>
         <w:rPr>
@@ -1881,7 +2578,7 @@
           <w:highlight w:val="none"/>
           <w:lang w:val="en-US"/>
         </w:rPr>
-        <w:t xml:space="preserve"> (${verbal_trial.due_amount})</w:t>
+        <w:t xml:space="preserve"> (${due_amount})</w:t>
       </w:r>
       <w:r>
         <w:rPr>
@@ -2021,7 +2718,7 @@
           <w:szCs w:val="24"/>
           <w:highlight w:val="none"/>
         </w:rPr>
-        <w:t>${verbal_trial.day_due_amount.fr}(${verbal_trial.day_due_amount}</w:t>
+        <w:t>${day_due_amount.fr}(${day_due_amount}</w:t>
       </w:r>
       <w:r>
         <w:rPr>

--- a/document_templates/Contracts/company/with_pledge/contract_company_with_pledge.docx
+++ b/document_templates/Contracts/company/with_pledge/contract_company_with_pledge.docx
@@ -194,24 +194,45 @@
         <w:rPr>
           <w:rFonts w:hint="default" w:ascii="Times New Roman" w:hAnsi="Times New Roman" w:cs="Times New Roman"/>
           <w:b/>
+          <w:iCs/>
+          <w:color w:val="000000"/>
+          <w:sz w:val="24"/>
+          <w:szCs w:val="24"/>
+        </w:rPr>
+        <w:t>Madame Ameh Délali MESSANGAN</w:t>
+      </w:r>
+      <w:r>
+        <w:rPr>
+          <w:rFonts w:hint="default" w:ascii="Times New Roman" w:hAnsi="Times New Roman" w:cs="Times New Roman"/>
           <w:bCs/>
           <w:iCs/>
-          <w:sz w:val="24"/>
-          <w:szCs w:val="24"/>
-          <w:highlight w:val="none"/>
-        </w:rPr>
-        <w:t>Monsieur Koffi Djramedo GAMADO</w:t>
+          <w:color w:val="000000"/>
+          <w:sz w:val="24"/>
+          <w:szCs w:val="24"/>
+        </w:rPr>
+        <w:t xml:space="preserve"> épouse </w:t>
+      </w:r>
+      <w:r>
+        <w:rPr>
+          <w:rFonts w:hint="default" w:ascii="Times New Roman" w:hAnsi="Times New Roman" w:cs="Times New Roman"/>
+          <w:b/>
+          <w:iCs/>
+          <w:color w:val="000000"/>
+          <w:sz w:val="24"/>
+          <w:szCs w:val="24"/>
+        </w:rPr>
+        <w:t>AMEDEMEGNAH</w:t>
       </w:r>
       <w:r>
         <w:rPr>
           <w:rFonts w:hint="default" w:ascii="Times New Roman" w:hAnsi="Times New Roman" w:cs="Times New Roman"/>
           <w:bCs/>
           <w:iCs/>
-          <w:sz w:val="24"/>
-          <w:szCs w:val="24"/>
-          <w:highlight w:val="none"/>
-        </w:rPr>
-        <w:t xml:space="preserve">, Head Crédit, et </w:t>
+          <w:color w:val="000000"/>
+          <w:sz w:val="24"/>
+          <w:szCs w:val="24"/>
+        </w:rPr>
+        <w:t xml:space="preserve">, Responsable juridique, et </w:t>
       </w:r>
       <w:r>
         <w:rPr>
@@ -221,9 +242,8 @@
           <w:iCs/>
           <w:sz w:val="24"/>
           <w:szCs w:val="24"/>
-          <w:highlight w:val="none"/>
-        </w:rPr>
-        <w:t xml:space="preserve">Madame Christèle F. R. FEBON </w:t>
+        </w:rPr>
+        <w:t>Monsieur Koffi Djramedo GAMADO</w:t>
       </w:r>
       <w:r>
         <w:rPr>
@@ -232,32 +252,19 @@
           <w:iCs/>
           <w:sz w:val="24"/>
           <w:szCs w:val="24"/>
-          <w:highlight w:val="none"/>
-        </w:rPr>
-        <w:t>épouse</w:t>
-      </w:r>
-      <w:r>
-        <w:rPr>
-          <w:rFonts w:hint="default" w:ascii="Times New Roman" w:hAnsi="Times New Roman" w:cs="Times New Roman"/>
-          <w:b/>
+        </w:rPr>
+        <w:t>, Head Crédit</w:t>
+      </w:r>
+      <w:r>
+        <w:rPr>
+          <w:rFonts w:hint="default" w:ascii="Times New Roman" w:hAnsi="Times New Roman" w:cs="Times New Roman"/>
           <w:bCs/>
           <w:iCs/>
           <w:sz w:val="24"/>
           <w:szCs w:val="24"/>
           <w:highlight w:val="none"/>
         </w:rPr>
-        <w:t xml:space="preserve"> JOHNSON, </w:t>
-      </w:r>
-      <w:r>
-        <w:rPr>
-          <w:rFonts w:hint="default" w:ascii="Times New Roman" w:hAnsi="Times New Roman" w:cs="Times New Roman"/>
-          <w:bCs/>
-          <w:iCs/>
-          <w:sz w:val="24"/>
-          <w:szCs w:val="24"/>
-          <w:highlight w:val="none"/>
-        </w:rPr>
-        <w:t>Directrice d’exploitation,</w:t>
+        <w:t>,</w:t>
       </w:r>
       <w:r>
         <w:rPr>
@@ -2101,8 +2108,6 @@
           <w:highlight w:val="none"/>
         </w:rPr>
       </w:pPr>
-      <w:bookmarkStart w:id="6" w:name="_GoBack"/>
-      <w:bookmarkEnd w:id="6"/>
       <w:r>
         <w:rPr>
           <w:rFonts w:hint="default" w:ascii="Times New Roman" w:hAnsi="Times New Roman" w:cs="Times New Roman"/>
@@ -4925,14 +4930,12 @@
     </w:p>
     <w:p>
       <w:pPr>
-        <w:tabs>
-          <w:tab w:val="left" w:pos="709"/>
-        </w:tabs>
-        <w:ind w:right="5"/>
-        <w:rPr>
-          <w:rFonts w:hint="default" w:ascii="Times New Roman" w:hAnsi="Times New Roman" w:cs="Times New Roman"/>
-          <w:sz w:val="22"/>
-          <w:szCs w:val="22"/>
+        <w:jc w:val="both"/>
+        <w:rPr>
+          <w:rFonts w:hint="default" w:ascii="Times New Roman" w:hAnsi="Times New Roman" w:cs="Times New Roman"/>
+          <w:b/>
+          <w:sz w:val="24"/>
+          <w:szCs w:val="24"/>
           <w:highlight w:val="none"/>
         </w:rPr>
       </w:pPr>
@@ -4948,103 +4951,6 @@
           <w:highlight w:val="none"/>
         </w:rPr>
       </w:pPr>
-    </w:p>
-    <w:tbl>
-      <w:tblPr>
-        <w:tblStyle w:val="8"/>
-        <w:tblpPr w:leftFromText="180" w:rightFromText="180" w:vertAnchor="text" w:horzAnchor="page" w:tblpX="7652" w:tblpY="385"/>
-        <w:tblOverlap w:val="never"/>
-        <w:tblW w:w="0" w:type="auto"/>
-        <w:tblInd w:w="0" w:type="dxa"/>
-        <w:tblBorders>
-          <w:top w:val="none" w:color="auto" w:sz="0" w:space="0"/>
-          <w:left w:val="none" w:color="auto" w:sz="0" w:space="0"/>
-          <w:bottom w:val="none" w:color="auto" w:sz="0" w:space="0"/>
-          <w:right w:val="none" w:color="auto" w:sz="0" w:space="0"/>
-          <w:insideH w:val="none" w:color="auto" w:sz="0" w:space="0"/>
-          <w:insideV w:val="none" w:color="auto" w:sz="0" w:space="0"/>
-        </w:tblBorders>
-        <w:tblLayout w:type="autofit"/>
-        <w:tblCellMar>
-          <w:top w:w="0" w:type="dxa"/>
-          <w:left w:w="108" w:type="dxa"/>
-          <w:bottom w:w="0" w:type="dxa"/>
-          <w:right w:w="108" w:type="dxa"/>
-        </w:tblCellMar>
-      </w:tblPr>
-      <w:tblGrid>
-        <w:gridCol w:w="3059"/>
-      </w:tblGrid>
-      <w:tr>
-        <w:tblPrEx>
-          <w:tblBorders>
-            <w:top w:val="none" w:color="auto" w:sz="0" w:space="0"/>
-            <w:left w:val="none" w:color="auto" w:sz="0" w:space="0"/>
-            <w:bottom w:val="none" w:color="auto" w:sz="0" w:space="0"/>
-            <w:right w:val="none" w:color="auto" w:sz="0" w:space="0"/>
-            <w:insideH w:val="none" w:color="auto" w:sz="0" w:space="0"/>
-            <w:insideV w:val="none" w:color="auto" w:sz="0" w:space="0"/>
-          </w:tblBorders>
-          <w:tblCellMar>
-            <w:top w:w="0" w:type="dxa"/>
-            <w:left w:w="108" w:type="dxa"/>
-            <w:bottom w:w="0" w:type="dxa"/>
-            <w:right w:w="108" w:type="dxa"/>
-          </w:tblCellMar>
-        </w:tblPrEx>
-        <w:trPr>
-          <w:trHeight w:val="1492" w:hRule="atLeast"/>
-        </w:trPr>
-        <w:tc>
-          <w:tcPr>
-            <w:tcW w:w="3059" w:type="dxa"/>
-            <w:tcBorders>
-              <w:tl2br w:val="nil"/>
-              <w:tr2bl w:val="nil"/>
-            </w:tcBorders>
-          </w:tcPr>
-          <w:p>
-            <w:pPr>
-              <w:widowControl w:val="0"/>
-              <w:jc w:val="both"/>
-              <w:rPr>
-                <w:rFonts w:hint="default" w:ascii="Times New Roman" w:hAnsi="Times New Roman" w:cs="Times New Roman"/>
-                <w:b/>
-                <w:sz w:val="24"/>
-                <w:szCs w:val="24"/>
-                <w:highlight w:val="none"/>
-                <w:vertAlign w:val="baseline"/>
-              </w:rPr>
-            </w:pPr>
-            <w:r>
-              <w:rPr>
-                <w:rFonts w:hint="default" w:ascii="Times New Roman" w:hAnsi="Times New Roman" w:cs="Times New Roman"/>
-                <w:b/>
-                <w:bCs/>
-                <w:iCs/>
-                <w:color w:val="000000"/>
-                <w:sz w:val="24"/>
-                <w:szCs w:val="24"/>
-                <w:highlight w:val="none"/>
-                <w:shd w:val="clear" w:fill="auto"/>
-              </w:rPr>
-              <w:t>${signatory}</w:t>
-            </w:r>
-          </w:p>
-        </w:tc>
-      </w:tr>
-    </w:tbl>
-    <w:p>
-      <w:pPr>
-        <w:jc w:val="center"/>
-        <w:rPr>
-          <w:rFonts w:hint="default" w:ascii="Times New Roman" w:hAnsi="Times New Roman" w:cs="Times New Roman"/>
-          <w:b/>
-          <w:sz w:val="24"/>
-          <w:szCs w:val="24"/>
-          <w:highlight w:val="none"/>
-        </w:rPr>
-      </w:pPr>
       <w:r>
         <w:rPr>
           <w:rFonts w:hint="default" w:ascii="Times New Roman" w:hAnsi="Times New Roman" w:cs="Times New Roman"/>
@@ -5056,138 +4962,6 @@
         <w:t>Pour l’Institution</w:t>
       </w:r>
     </w:p>
-    <w:tbl>
-      <w:tblPr>
-        <w:tblStyle w:val="8"/>
-        <w:tblW w:w="0" w:type="auto"/>
-        <w:tblInd w:w="0" w:type="dxa"/>
-        <w:tblBorders>
-          <w:top w:val="none" w:color="auto" w:sz="0" w:space="0"/>
-          <w:left w:val="none" w:color="auto" w:sz="0" w:space="0"/>
-          <w:bottom w:val="none" w:color="auto" w:sz="0" w:space="0"/>
-          <w:right w:val="none" w:color="auto" w:sz="0" w:space="0"/>
-          <w:insideH w:val="none" w:color="auto" w:sz="0" w:space="0"/>
-          <w:insideV w:val="none" w:color="auto" w:sz="0" w:space="0"/>
-        </w:tblBorders>
-        <w:tblLayout w:type="autofit"/>
-        <w:tblCellMar>
-          <w:top w:w="0" w:type="dxa"/>
-          <w:left w:w="108" w:type="dxa"/>
-          <w:bottom w:w="0" w:type="dxa"/>
-          <w:right w:w="108" w:type="dxa"/>
-        </w:tblCellMar>
-      </w:tblPr>
-      <w:tblGrid>
-        <w:gridCol w:w="3624"/>
-      </w:tblGrid>
-      <w:tr>
-        <w:tblPrEx>
-          <w:tblBorders>
-            <w:top w:val="none" w:color="auto" w:sz="0" w:space="0"/>
-            <w:left w:val="none" w:color="auto" w:sz="0" w:space="0"/>
-            <w:bottom w:val="none" w:color="auto" w:sz="0" w:space="0"/>
-            <w:right w:val="none" w:color="auto" w:sz="0" w:space="0"/>
-            <w:insideH w:val="none" w:color="auto" w:sz="0" w:space="0"/>
-            <w:insideV w:val="none" w:color="auto" w:sz="0" w:space="0"/>
-          </w:tblBorders>
-          <w:tblCellMar>
-            <w:top w:w="0" w:type="dxa"/>
-            <w:left w:w="108" w:type="dxa"/>
-            <w:bottom w:w="0" w:type="dxa"/>
-            <w:right w:w="108" w:type="dxa"/>
-          </w:tblCellMar>
-        </w:tblPrEx>
-        <w:trPr>
-          <w:trHeight w:val="1357" w:hRule="atLeast"/>
-        </w:trPr>
-        <w:tc>
-          <w:tcPr>
-            <w:tcW w:w="3624" w:type="dxa"/>
-            <w:tcBorders>
-              <w:tl2br w:val="nil"/>
-              <w:tr2bl w:val="nil"/>
-            </w:tcBorders>
-          </w:tcPr>
-          <w:p>
-            <w:pPr>
-              <w:widowControl w:val="0"/>
-              <w:spacing w:before="0" w:after="0"/>
-              <w:jc w:val="both"/>
-              <w:rPr>
-                <w:rFonts w:hint="default" w:ascii="Times New Roman" w:hAnsi="Times New Roman" w:cs="Times New Roman"/>
-                <w:b/>
-                <w:bCs/>
-                <w:iCs/>
-                <w:color w:val="000000"/>
-                <w:sz w:val="24"/>
-                <w:szCs w:val="24"/>
-                <w:highlight w:val="none"/>
-              </w:rPr>
-            </w:pPr>
-            <w:r>
-              <w:rPr>
-                <w:rFonts w:hint="default" w:ascii="Times New Roman" w:hAnsi="Times New Roman" w:cs="Times New Roman"/>
-                <w:b/>
-                <w:bCs/>
-                <w:iCs/>
-                <w:sz w:val="24"/>
-                <w:szCs w:val="24"/>
-                <w:highlight w:val="none"/>
-              </w:rPr>
-              <w:t xml:space="preserve">Mme. Christèle F. R. FEBON </w:t>
-            </w:r>
-            <w:r>
-              <w:rPr>
-                <w:rFonts w:hint="default" w:ascii="Times New Roman" w:hAnsi="Times New Roman" w:cs="Times New Roman"/>
-                <w:bCs/>
-                <w:iCs/>
-                <w:sz w:val="24"/>
-                <w:szCs w:val="24"/>
-                <w:highlight w:val="none"/>
-              </w:rPr>
-              <w:t>épse</w:t>
-            </w:r>
-            <w:r>
-              <w:rPr>
-                <w:rFonts w:hint="default" w:ascii="Times New Roman" w:hAnsi="Times New Roman" w:cs="Times New Roman"/>
-                <w:b/>
-                <w:bCs/>
-                <w:iCs/>
-                <w:sz w:val="24"/>
-                <w:szCs w:val="24"/>
-                <w:highlight w:val="none"/>
-              </w:rPr>
-              <w:t xml:space="preserve"> JOHNSON        </w:t>
-            </w:r>
-          </w:p>
-          <w:p>
-            <w:pPr>
-              <w:widowControl w:val="0"/>
-              <w:jc w:val="both"/>
-              <w:rPr>
-                <w:rFonts w:hint="default" w:ascii="Times New Roman" w:hAnsi="Times New Roman" w:cs="Times New Roman"/>
-                <w:b/>
-                <w:sz w:val="24"/>
-                <w:szCs w:val="24"/>
-                <w:highlight w:val="none"/>
-                <w:vertAlign w:val="baseline"/>
-              </w:rPr>
-            </w:pPr>
-            <w:r>
-              <w:rPr>
-                <w:rFonts w:hint="default" w:ascii="Times New Roman" w:hAnsi="Times New Roman" w:cs="Times New Roman"/>
-                <w:bCs/>
-                <w:iCs/>
-                <w:sz w:val="24"/>
-                <w:szCs w:val="24"/>
-                <w:highlight w:val="none"/>
-              </w:rPr>
-              <w:t>Directrice d’exploitation</w:t>
-            </w:r>
-          </w:p>
-        </w:tc>
-      </w:tr>
-    </w:tbl>
     <w:p>
       <w:pPr>
         <w:rPr>
@@ -5201,59 +4975,267 @@
     </w:p>
     <w:p>
       <w:pPr>
-        <w:rPr>
-          <w:rFonts w:hint="default" w:ascii="Times New Roman" w:hAnsi="Times New Roman" w:cs="Times New Roman"/>
+        <w:spacing w:after="0"/>
+        <w:rPr>
+          <w:rFonts w:hint="default" w:ascii="Times New Roman" w:hAnsi="Times New Roman" w:cs="Times New Roman"/>
+          <w:b/>
           <w:bCs/>
           <w:iCs/>
-          <w:sz w:val="24"/>
-          <w:highlight w:val="none"/>
-        </w:rPr>
-      </w:pPr>
-    </w:p>
-    <w:p>
-      <w:pPr>
+          <w:color w:val="000000"/>
+          <w:sz w:val="24"/>
+          <w:szCs w:val="24"/>
+          <w:lang w:val="it-IT"/>
+        </w:rPr>
+      </w:pPr>
+      <w:r>
         <w:rPr>
           <w:rFonts w:hint="default" w:ascii="Times New Roman" w:hAnsi="Times New Roman" w:cs="Times New Roman"/>
           <w:b/>
           <w:bCs/>
           <w:iCs/>
           <w:sz w:val="24"/>
-          <w:highlight w:val="none"/>
-        </w:rPr>
-      </w:pPr>
-    </w:p>
-    <w:p>
-      <w:pPr>
+          <w:szCs w:val="24"/>
+          <w:lang w:val="it-IT"/>
+        </w:rPr>
+        <w:t xml:space="preserve">M. Koffi Djramedo GAMADO                           </w:t>
+      </w:r>
+      <w:r>
         <w:rPr>
           <w:rFonts w:hint="default" w:ascii="Times New Roman" w:hAnsi="Times New Roman" w:cs="Times New Roman"/>
           <w:b/>
           <w:bCs/>
           <w:iCs/>
           <w:sz w:val="24"/>
-          <w:highlight w:val="none"/>
-        </w:rPr>
-      </w:pPr>
-    </w:p>
-    <w:p>
-      <w:pPr>
-        <w:rPr>
-          <w:rFonts w:hint="default" w:ascii="Times New Roman" w:hAnsi="Times New Roman" w:cs="Times New Roman"/>
-          <w:sz w:val="24"/>
-          <w:szCs w:val="24"/>
-          <w:highlight w:val="none"/>
-        </w:rPr>
-      </w:pPr>
+          <w:szCs w:val="24"/>
+          <w:lang w:val="en-US"/>
+        </w:rPr>
+        <w:tab/>
+      </w:r>
       <w:r>
         <w:rPr>
           <w:rFonts w:hint="default" w:ascii="Times New Roman" w:hAnsi="Times New Roman" w:cs="Times New Roman"/>
           <w:b/>
           <w:bCs/>
+          <w:iCs/>
+          <w:sz w:val="24"/>
+          <w:szCs w:val="24"/>
+          <w:lang w:val="en-US"/>
+        </w:rPr>
+        <w:tab/>
+      </w:r>
+      <w:r>
+        <w:rPr>
+          <w:rFonts w:hint="default" w:ascii="Times New Roman" w:hAnsi="Times New Roman" w:cs="Times New Roman"/>
+          <w:b/>
+          <w:bCs/>
+          <w:iCs/>
+          <w:color w:val="000000"/>
+          <w:sz w:val="24"/>
+          <w:szCs w:val="24"/>
+          <w:lang w:val="it-IT"/>
+        </w:rPr>
+        <w:t xml:space="preserve">Mme. Ameh D. MESSANGAN </w:t>
+      </w:r>
+    </w:p>
+    <w:p>
+      <w:pPr>
+        <w:spacing w:after="0"/>
+        <w:rPr>
+          <w:rFonts w:hint="default" w:ascii="Times New Roman" w:hAnsi="Times New Roman" w:cs="Times New Roman"/>
+          <w:b/>
+          <w:bCs/>
+          <w:iCs/>
+          <w:color w:val="000000"/>
+          <w:sz w:val="24"/>
+          <w:szCs w:val="24"/>
+        </w:rPr>
+      </w:pPr>
+      <w:r>
+        <w:rPr>
+          <w:rFonts w:hint="default" w:ascii="Times New Roman" w:hAnsi="Times New Roman" w:cs="Times New Roman"/>
+          <w:b/>
+          <w:bCs/>
+          <w:iCs/>
+          <w:color w:val="000000"/>
+          <w:sz w:val="24"/>
+          <w:szCs w:val="24"/>
+          <w:lang w:val="it-IT"/>
+        </w:rPr>
+        <w:t xml:space="preserve">                                                                                   </w:t>
+      </w:r>
+      <w:r>
+        <w:rPr>
+          <w:rFonts w:hint="default" w:ascii="Times New Roman" w:hAnsi="Times New Roman" w:cs="Times New Roman"/>
+          <w:b/>
+          <w:bCs/>
+          <w:iCs/>
+          <w:color w:val="000000"/>
+          <w:sz w:val="24"/>
+          <w:szCs w:val="24"/>
+          <w:lang w:val="en-US"/>
+        </w:rPr>
+        <w:tab/>
+      </w:r>
+      <w:r>
+        <w:rPr>
+          <w:rFonts w:hint="default" w:ascii="Times New Roman" w:hAnsi="Times New Roman" w:cs="Times New Roman"/>
+          <w:iCs/>
+          <w:color w:val="000000"/>
+          <w:sz w:val="24"/>
+          <w:szCs w:val="24"/>
+        </w:rPr>
+        <w:t>épse</w:t>
+      </w:r>
+      <w:r>
+        <w:rPr>
+          <w:rFonts w:hint="default" w:ascii="Times New Roman" w:hAnsi="Times New Roman" w:cs="Times New Roman"/>
+          <w:b/>
+          <w:bCs/>
+          <w:iCs/>
+          <w:color w:val="000000"/>
+          <w:sz w:val="24"/>
+          <w:szCs w:val="24"/>
+        </w:rPr>
+        <w:t xml:space="preserve"> AMEDEMEGNAH </w:t>
+      </w:r>
+    </w:p>
+    <w:p>
+      <w:pPr>
+        <w:rPr>
+          <w:rFonts w:hint="default" w:ascii="Times New Roman" w:hAnsi="Times New Roman" w:cs="Times New Roman"/>
+          <w:bCs/>
+          <w:iCs/>
+          <w:sz w:val="24"/>
+          <w:szCs w:val="24"/>
+        </w:rPr>
+      </w:pPr>
+      <w:r>
+        <w:rPr>
+          <w:rFonts w:hint="default" w:ascii="Times New Roman" w:hAnsi="Times New Roman" w:cs="Times New Roman"/>
+          <w:bCs/>
+          <w:iCs/>
+          <w:sz w:val="24"/>
+          <w:szCs w:val="24"/>
+        </w:rPr>
+        <w:t xml:space="preserve">Head Crédit                                                           </w:t>
+      </w:r>
+      <w:r>
+        <w:rPr>
+          <w:rFonts w:hint="default" w:ascii="Times New Roman" w:hAnsi="Times New Roman" w:cs="Times New Roman"/>
+          <w:bCs/>
+          <w:iCs/>
+          <w:sz w:val="24"/>
+          <w:szCs w:val="24"/>
+          <w:lang w:val="en-US"/>
+        </w:rPr>
+        <w:tab/>
+      </w:r>
+      <w:r>
+        <w:rPr>
+          <w:rFonts w:hint="default" w:ascii="Times New Roman" w:hAnsi="Times New Roman" w:cs="Times New Roman"/>
+          <w:bCs/>
+          <w:iCs/>
+          <w:sz w:val="24"/>
+          <w:szCs w:val="24"/>
+          <w:lang w:val="en-US"/>
+        </w:rPr>
+        <w:tab/>
+      </w:r>
+      <w:r>
+        <w:rPr>
+          <w:rFonts w:hint="default" w:ascii="Times New Roman" w:hAnsi="Times New Roman" w:cs="Times New Roman"/>
+          <w:bCs/>
+          <w:iCs/>
+          <w:sz w:val="24"/>
+          <w:szCs w:val="24"/>
+        </w:rPr>
+        <w:t>Responsable juridique</w:t>
+      </w:r>
+    </w:p>
+    <w:p>
+      <w:pPr>
+        <w:rPr>
+          <w:rFonts w:hint="default" w:ascii="Times New Roman" w:hAnsi="Times New Roman" w:cs="Times New Roman"/>
+          <w:b/>
+          <w:bCs/>
+          <w:iCs/>
+          <w:sz w:val="24"/>
+          <w:highlight w:val="none"/>
+        </w:rPr>
+      </w:pPr>
+      <w:bookmarkStart w:id="6" w:name="_GoBack"/>
+      <w:bookmarkEnd w:id="6"/>
+    </w:p>
+    <w:p>
+      <w:pPr>
+        <w:rPr>
+          <w:rFonts w:hint="default" w:ascii="Times New Roman" w:hAnsi="Times New Roman" w:cs="Times New Roman"/>
+          <w:b/>
+          <w:bCs/>
+          <w:iCs/>
+          <w:sz w:val="24"/>
+          <w:highlight w:val="none"/>
+        </w:rPr>
+      </w:pPr>
+    </w:p>
+    <w:p>
+      <w:pPr>
+        <w:rPr>
+          <w:rFonts w:hint="default" w:ascii="Times New Roman" w:hAnsi="Times New Roman" w:cs="Times New Roman"/>
+          <w:b/>
+          <w:bCs/>
+          <w:sz w:val="24"/>
+          <w:szCs w:val="24"/>
+          <w:highlight w:val="none"/>
+        </w:rPr>
+      </w:pPr>
+      <w:r>
+        <w:rPr>
+          <w:rFonts w:hint="default" w:ascii="Times New Roman" w:hAnsi="Times New Roman" w:cs="Times New Roman"/>
+          <w:b/>
+          <w:bCs/>
           <w:sz w:val="24"/>
           <w:szCs w:val="24"/>
           <w:highlight w:val="none"/>
         </w:rPr>
         <w:t xml:space="preserve">                                                      </w:t>
       </w:r>
+    </w:p>
+    <w:p>
+      <w:pPr>
+        <w:rPr>
+          <w:rFonts w:hint="default" w:ascii="Times New Roman" w:hAnsi="Times New Roman" w:cs="Times New Roman"/>
+          <w:b/>
+          <w:bCs/>
+          <w:sz w:val="24"/>
+          <w:szCs w:val="24"/>
+          <w:highlight w:val="none"/>
+        </w:rPr>
+      </w:pPr>
+    </w:p>
+    <w:p>
+      <w:pPr>
+        <w:rPr>
+          <w:rFonts w:hint="default" w:ascii="Times New Roman" w:hAnsi="Times New Roman" w:cs="Times New Roman"/>
+          <w:b/>
+          <w:bCs/>
+          <w:sz w:val="24"/>
+          <w:szCs w:val="24"/>
+          <w:highlight w:val="none"/>
+        </w:rPr>
+      </w:pPr>
+    </w:p>
+    <w:p>
+      <w:pPr>
+        <w:rPr>
+          <w:rFonts w:hint="default" w:ascii="Times New Roman" w:hAnsi="Times New Roman" w:cs="Times New Roman"/>
+          <w:b/>
+          <w:bCs/>
+          <w:sz w:val="24"/>
+          <w:szCs w:val="24"/>
+          <w:highlight w:val="none"/>
+        </w:rPr>
+      </w:pPr>
     </w:p>
     <w:p>
       <w:pPr>

--- a/document_templates/Contracts/company/with_pledge/contract_company_with_pledge.docx
+++ b/document_templates/Contracts/company/with_pledge/contract_company_with_pledge.docx
@@ -1788,7 +1788,6 @@
           <w:b/>
           <w:sz w:val="24"/>
           <w:szCs w:val="24"/>
-          <w:highlight w:val="none"/>
         </w:rPr>
       </w:pPr>
       <w:r>
@@ -1871,6 +1870,66 @@
         </w:rPr>
         <w:t>elon la grille de l’assureur</w:t>
       </w:r>
+    </w:p>
+    <w:p>
+      <w:pPr>
+        <w:tabs>
+          <w:tab w:val="left" w:pos="708"/>
+          <w:tab w:val="left" w:pos="1416"/>
+          <w:tab w:val="left" w:pos="2124"/>
+          <w:tab w:val="left" w:pos="2748"/>
+          <w:tab w:val="left" w:pos="3708"/>
+        </w:tabs>
+        <w:spacing w:line="240" w:lineRule="auto"/>
+        <w:jc w:val="both"/>
+        <w:rPr>
+          <w:rFonts w:hint="default" w:cs="Times New Roman"/>
+          <w:b/>
+          <w:sz w:val="24"/>
+          <w:szCs w:val="24"/>
+          <w:lang w:val="en-US"/>
+        </w:rPr>
+      </w:pPr>
+      <w:r>
+        <w:rPr>
+          <w:rFonts w:hint="default" w:cs="Times New Roman"/>
+          <w:b/>
+          <w:sz w:val="24"/>
+          <w:szCs w:val="24"/>
+          <w:lang w:val="en-US"/>
+        </w:rPr>
+        <w:tab/>
+      </w:r>
+    </w:p>
+    <w:p>
+      <w:pPr>
+        <w:tabs>
+          <w:tab w:val="left" w:pos="708"/>
+          <w:tab w:val="left" w:pos="1416"/>
+          <w:tab w:val="left" w:pos="2124"/>
+          <w:tab w:val="left" w:pos="2748"/>
+          <w:tab w:val="left" w:pos="3708"/>
+        </w:tabs>
+        <w:spacing w:line="240" w:lineRule="auto"/>
+        <w:jc w:val="both"/>
+        <w:rPr>
+          <w:rFonts w:hint="default" w:ascii="Times New Roman" w:hAnsi="Times New Roman" w:cs="Times New Roman"/>
+          <w:b/>
+          <w:sz w:val="24"/>
+          <w:szCs w:val="24"/>
+          <w:lang w:val="en-US"/>
+        </w:rPr>
+      </w:pPr>
+      <w:r>
+        <w:rPr>
+          <w:rFonts w:hint="default" w:ascii="Times New Roman" w:hAnsi="Times New Roman" w:cs="Times New Roman"/>
+          <w:b/>
+          <w:sz w:val="24"/>
+          <w:szCs w:val="24"/>
+          <w:lang w:val="en-US"/>
+        </w:rPr>
+        <w:tab/>
+      </w:r>
       <w:r>
         <w:rPr>
           <w:rFonts w:hint="default" w:ascii="Times New Roman" w:hAnsi="Times New Roman" w:cs="Times New Roman"/>
@@ -1887,10 +1946,125 @@
           <w:b/>
           <w:sz w:val="24"/>
           <w:szCs w:val="24"/>
+          <w:lang w:val="en-US"/>
+        </w:rPr>
+        <w:tab/>
+      </w:r>
+      <w:r>
+        <w:rPr>
+          <w:rFonts w:hint="default" w:ascii="Times New Roman" w:hAnsi="Times New Roman" w:cs="Times New Roman"/>
+          <w:b/>
+          <w:sz w:val="24"/>
+          <w:szCs w:val="24"/>
+          <w:lang w:val="en-US"/>
+        </w:rPr>
+        <w:tab/>
+      </w:r>
+      <w:r>
+        <w:rPr>
+          <w:rFonts w:hint="default" w:ascii="Times New Roman" w:hAnsi="Times New Roman" w:cs="Times New Roman"/>
+          <w:b/>
+          <w:sz w:val="24"/>
+          <w:szCs w:val="24"/>
+          <w:lang w:val="en-US"/>
+        </w:rPr>
+        <w:t>: ${line_risk_premium_percentage_value}</w:t>
+      </w:r>
+      <w:bookmarkStart w:id="6" w:name="_GoBack"/>
+      <w:bookmarkEnd w:id="6"/>
+    </w:p>
+    <w:p>
+      <w:pPr>
+        <w:tabs>
+          <w:tab w:val="left" w:pos="708"/>
+          <w:tab w:val="left" w:pos="1416"/>
+          <w:tab w:val="left" w:pos="2124"/>
+          <w:tab w:val="left" w:pos="2748"/>
+          <w:tab w:val="left" w:pos="3708"/>
+        </w:tabs>
+        <w:spacing w:line="240" w:lineRule="auto"/>
+        <w:jc w:val="both"/>
+        <w:rPr>
+          <w:rFonts w:hint="default" w:ascii="Times New Roman" w:hAnsi="Times New Roman" w:cs="Times New Roman"/>
+          <w:b/>
+          <w:sz w:val="24"/>
+          <w:szCs w:val="24"/>
+          <w:lang w:val="en-US"/>
+        </w:rPr>
+      </w:pPr>
+    </w:p>
+    <w:p>
+      <w:pPr>
+        <w:tabs>
+          <w:tab w:val="left" w:pos="708"/>
+          <w:tab w:val="left" w:pos="1416"/>
+          <w:tab w:val="left" w:pos="2124"/>
+          <w:tab w:val="left" w:pos="2748"/>
+          <w:tab w:val="left" w:pos="3708"/>
+        </w:tabs>
+        <w:spacing w:line="240" w:lineRule="auto"/>
+        <w:jc w:val="both"/>
+        <w:rPr>
+          <w:rFonts w:hint="default" w:ascii="Times New Roman" w:hAnsi="Times New Roman" w:cs="Times New Roman"/>
+          <w:b/>
+          <w:sz w:val="24"/>
+          <w:szCs w:val="24"/>
+          <w:highlight w:val="none"/>
+        </w:rPr>
+      </w:pPr>
+      <w:r>
+        <w:rPr>
+          <w:rFonts w:hint="default" w:cs="Times New Roman"/>
+          <w:b/>
+          <w:sz w:val="24"/>
+          <w:szCs w:val="24"/>
+          <w:lang w:val="en-US"/>
+        </w:rPr>
+        <w:tab/>
+      </w:r>
+      <w:r>
+        <w:rPr>
+          <w:rFonts w:hint="default" w:ascii="Times New Roman" w:hAnsi="Times New Roman" w:cs="Times New Roman"/>
+          <w:b/>
+          <w:sz w:val="24"/>
+          <w:szCs w:val="24"/>
           <w:shd w:val="clear" w:fill="auto"/>
           <w:lang w:val="en-US"/>
         </w:rPr>
         <w:t>${line_review_bonus}</w:t>
+      </w:r>
+      <w:r>
+        <w:rPr>
+          <w:rFonts w:hint="default" w:ascii="Times New Roman" w:hAnsi="Times New Roman" w:cs="Times New Roman"/>
+          <w:b/>
+          <w:sz w:val="24"/>
+          <w:szCs w:val="24"/>
+          <w:shd w:val="clear" w:fill="auto"/>
+          <w:lang w:val="en-US"/>
+        </w:rPr>
+        <w:tab/>
+      </w:r>
+      <w:r>
+        <w:rPr>
+          <w:rFonts w:hint="default" w:ascii="Times New Roman" w:hAnsi="Times New Roman" w:cs="Times New Roman"/>
+          <w:b/>
+          <w:sz w:val="24"/>
+          <w:szCs w:val="24"/>
+          <w:shd w:val="clear" w:fill="auto"/>
+          <w:lang w:val="en-US"/>
+        </w:rPr>
+        <w:tab/>
+      </w:r>
+      <w:r>
+        <w:rPr>
+          <w:rFonts w:hint="default" w:ascii="Times New Roman" w:hAnsi="Times New Roman" w:cs="Times New Roman"/>
+          <w:b/>
+          <w:sz w:val="24"/>
+          <w:szCs w:val="24"/>
+          <w:shd w:val="clear" w:fill="auto"/>
+          <w:lang w:val="en-US"/>
+        </w:rPr>
+        <w:t>${line_review_bonus_value}</w:t>
       </w:r>
     </w:p>
     <w:p>
@@ -5163,8 +5337,6 @@
           <w:highlight w:val="none"/>
         </w:rPr>
       </w:pPr>
-      <w:bookmarkStart w:id="6" w:name="_GoBack"/>
-      <w:bookmarkEnd w:id="6"/>
     </w:p>
     <w:p>
       <w:pPr>

--- a/document_templates/Contracts/company/with_pledge/contract_company_with_pledge.docx
+++ b/document_templates/Contracts/company/with_pledge/contract_company_with_pledge.docx
@@ -177,8 +177,10 @@
           <w:szCs w:val="24"/>
           <w:highlight w:val="none"/>
         </w:rPr>
-        <w:t>Mélaine Marcel Séraphin DIGBE</w:t>
-      </w:r>
+        <w:t>Pascal KOVE</w:t>
+      </w:r>
+      <w:bookmarkStart w:id="6" w:name="_GoBack"/>
+      <w:bookmarkEnd w:id="6"/>
       <w:r>
         <w:rPr>
           <w:rFonts w:hint="default" w:ascii="Times New Roman" w:hAnsi="Times New Roman" w:cs="Times New Roman"/>
@@ -1970,8 +1972,6 @@
         </w:rPr>
         <w:t>: ${line_risk_premium_percentage_value}</w:t>
       </w:r>
-      <w:bookmarkStart w:id="6" w:name="_GoBack"/>
-      <w:bookmarkEnd w:id="6"/>
     </w:p>
     <w:p>
       <w:pPr>

--- a/document_templates/Contracts/company/with_pledge/contract_company_with_pledge.docx
+++ b/document_templates/Contracts/company/with_pledge/contract_company_with_pledge.docx
@@ -179,8 +179,6 @@
         </w:rPr>
         <w:t>Pascal KOVE</w:t>
       </w:r>
-      <w:bookmarkStart w:id="6" w:name="_GoBack"/>
-      <w:bookmarkEnd w:id="6"/>
       <w:r>
         <w:rPr>
           <w:rFonts w:hint="default" w:ascii="Times New Roman" w:hAnsi="Times New Roman" w:cs="Times New Roman"/>
@@ -289,18 +287,10 @@
           <w:szCs w:val="24"/>
           <w:highlight w:val="none"/>
         </w:rPr>
-        <w:t>vertu d’un acte reçu par Me Afiavi S. do REGO-d’Almeida, Notaire à Lomé, en date du 19 Août 2022</w:t>
-      </w:r>
-      <w:r>
-        <w:rPr>
-          <w:rFonts w:hint="default" w:ascii="Times New Roman" w:hAnsi="Times New Roman" w:eastAsia="Calibri" w:cs="Times New Roman"/>
-          <w:sz w:val="24"/>
-          <w:szCs w:val="24"/>
-          <w:highlight w:val="none"/>
-          <w:lang w:eastAsia="en-US"/>
-        </w:rPr>
-        <w:t>,</w:t>
-      </w:r>
+        <w:t>vertu d’un acte reçu par Me Afiavi S. do REGO-d’Almeida, Notaire à Lomé,</w:t>
+      </w:r>
+      <w:bookmarkStart w:id="6" w:name="_GoBack"/>
+      <w:bookmarkEnd w:id="6"/>
     </w:p>
     <w:p>
       <w:pPr>

--- a/document_templates/Contracts/company/with_pledge/contract_company_with_pledge.docx
+++ b/document_templates/Contracts/company/with_pledge/contract_company_with_pledge.docx
@@ -289,8 +289,6 @@
         </w:rPr>
         <w:t>vertu d’un acte reçu par Me Afiavi S. do REGO-d’Almeida, Notaire à Lomé,</w:t>
       </w:r>
-      <w:bookmarkStart w:id="6" w:name="_GoBack"/>
-      <w:bookmarkEnd w:id="6"/>
     </w:p>
     <w:p>
       <w:pPr>
@@ -1792,23 +1790,42 @@
         </w:rPr>
         <w:tab/>
       </w:r>
-      <w:r>
-        <w:rPr>
-          <w:rFonts w:hint="default" w:ascii="Times New Roman" w:hAnsi="Times New Roman" w:cs="Times New Roman"/>
-          <w:b/>
-          <w:sz w:val="24"/>
-          <w:szCs w:val="24"/>
-        </w:rPr>
-        <w:t>Prime d’assurance</w:t>
-      </w:r>
-      <w:r>
-        <w:rPr>
-          <w:rFonts w:hint="default" w:ascii="Times New Roman" w:hAnsi="Times New Roman" w:cs="Times New Roman"/>
-          <w:b/>
-          <w:sz w:val="24"/>
-          <w:szCs w:val="24"/>
-          <w:shd w:val="clear" w:fill="auto"/>
-          <w:lang w:val="en-US"/>
+      <w:bookmarkStart w:id="6" w:name="_GoBack"/>
+      <w:bookmarkEnd w:id="6"/>
+      <w:r>
+        <w:rPr>
+          <w:rFonts w:hint="default" w:ascii="Times New Roman" w:hAnsi="Times New Roman" w:cs="Times New Roman"/>
+          <w:b/>
+          <w:sz w:val="24"/>
+          <w:szCs w:val="24"/>
+        </w:rPr>
+        <w:t>${insurance}</w:t>
+      </w:r>
+    </w:p>
+    <w:p>
+      <w:pPr>
+        <w:tabs>
+          <w:tab w:val="left" w:pos="708"/>
+          <w:tab w:val="left" w:pos="1416"/>
+          <w:tab w:val="left" w:pos="2124"/>
+          <w:tab w:val="left" w:pos="2748"/>
+          <w:tab w:val="left" w:pos="3708"/>
+        </w:tabs>
+        <w:spacing w:line="240" w:lineRule="auto"/>
+        <w:jc w:val="both"/>
+        <w:rPr>
+          <w:rFonts w:hint="default" w:ascii="Times New Roman" w:hAnsi="Times New Roman" w:cs="Times New Roman"/>
+          <w:b/>
+          <w:sz w:val="24"/>
+          <w:szCs w:val="24"/>
+        </w:rPr>
+      </w:pPr>
+      <w:r>
+        <w:rPr>
+          <w:rFonts w:hint="default" w:ascii="Times New Roman" w:hAnsi="Times New Roman" w:cs="Times New Roman"/>
+          <w:b/>
+          <w:sz w:val="24"/>
+          <w:szCs w:val="24"/>
         </w:rPr>
         <w:tab/>
       </w:r>
@@ -1818,8 +1835,15 @@
           <w:b/>
           <w:sz w:val="24"/>
           <w:szCs w:val="24"/>
-          <w:shd w:val="clear" w:fill="auto"/>
-          <w:lang w:val="en-US"/>
+        </w:rPr>
+        <w:t xml:space="preserve">${key} </w:t>
+      </w:r>
+      <w:r>
+        <w:rPr>
+          <w:rFonts w:hint="default" w:ascii="Times New Roman" w:hAnsi="Times New Roman" w:cs="Times New Roman"/>
+          <w:b/>
+          <w:sz w:val="24"/>
+          <w:szCs w:val="24"/>
         </w:rPr>
         <w:tab/>
       </w:r>
@@ -1829,8 +1853,6 @@
           <w:b/>
           <w:sz w:val="24"/>
           <w:szCs w:val="24"/>
-          <w:shd w:val="clear" w:fill="auto"/>
-          <w:lang w:val="en-US"/>
         </w:rPr>
         <w:tab/>
       </w:r>
@@ -1841,26 +1863,53 @@
           <w:sz w:val="24"/>
           <w:szCs w:val="24"/>
         </w:rPr>
-        <w:t xml:space="preserve">: </w:t>
-      </w:r>
-      <w:r>
-        <w:rPr>
-          <w:rFonts w:hint="default" w:ascii="Times New Roman" w:hAnsi="Times New Roman" w:cs="Times New Roman"/>
-          <w:b/>
-          <w:sz w:val="24"/>
-          <w:szCs w:val="24"/>
-          <w:lang w:val="en-US"/>
-        </w:rPr>
-        <w:t>S</w:t>
-      </w:r>
-      <w:r>
-        <w:rPr>
-          <w:rFonts w:hint="default" w:ascii="Times New Roman" w:hAnsi="Times New Roman" w:cs="Times New Roman"/>
-          <w:b/>
-          <w:sz w:val="24"/>
-          <w:szCs w:val="24"/>
-        </w:rPr>
-        <w:t>elon la grille de l’assureur</w:t>
+        <w:tab/>
+      </w:r>
+      <w:r>
+        <w:rPr>
+          <w:rFonts w:hint="default" w:ascii="Times New Roman" w:hAnsi="Times New Roman" w:cs="Times New Roman"/>
+          <w:b/>
+          <w:sz w:val="24"/>
+          <w:szCs w:val="24"/>
+        </w:rPr>
+        <w:t>:  ${value}</w:t>
+      </w:r>
+    </w:p>
+    <w:p>
+      <w:pPr>
+        <w:tabs>
+          <w:tab w:val="left" w:pos="708"/>
+          <w:tab w:val="left" w:pos="1416"/>
+          <w:tab w:val="left" w:pos="2124"/>
+          <w:tab w:val="left" w:pos="2748"/>
+          <w:tab w:val="left" w:pos="3708"/>
+        </w:tabs>
+        <w:spacing w:line="240" w:lineRule="auto"/>
+        <w:jc w:val="both"/>
+        <w:rPr>
+          <w:rFonts w:hint="default" w:ascii="Times New Roman" w:hAnsi="Times New Roman" w:cs="Times New Roman"/>
+          <w:b/>
+          <w:sz w:val="24"/>
+          <w:szCs w:val="24"/>
+        </w:rPr>
+      </w:pPr>
+      <w:r>
+        <w:rPr>
+          <w:rFonts w:hint="default" w:ascii="Times New Roman" w:hAnsi="Times New Roman" w:cs="Times New Roman"/>
+          <w:b/>
+          <w:sz w:val="24"/>
+          <w:szCs w:val="24"/>
+        </w:rPr>
+        <w:tab/>
+      </w:r>
+      <w:r>
+        <w:rPr>
+          <w:rFonts w:hint="default" w:ascii="Times New Roman" w:hAnsi="Times New Roman" w:cs="Times New Roman"/>
+          <w:b/>
+          <w:sz w:val="24"/>
+          <w:szCs w:val="24"/>
+        </w:rPr>
+        <w:t>${/insurance}</w:t>
       </w:r>
     </w:p>
     <w:p>

--- a/document_templates/Contracts/company/with_pledge/contract_company_with_pledge.docx
+++ b/document_templates/Contracts/company/with_pledge/contract_company_with_pledge.docx
@@ -1778,6 +1778,7 @@
           <w:b/>
           <w:sz w:val="24"/>
           <w:szCs w:val="24"/>
+          <w:lang w:val="en-US"/>
         </w:rPr>
       </w:pPr>
       <w:r>
@@ -1790,14 +1791,13 @@
         </w:rPr>
         <w:tab/>
       </w:r>
-      <w:bookmarkStart w:id="6" w:name="_GoBack"/>
-      <w:bookmarkEnd w:id="6"/>
-      <w:r>
-        <w:rPr>
-          <w:rFonts w:hint="default" w:ascii="Times New Roman" w:hAnsi="Times New Roman" w:cs="Times New Roman"/>
-          <w:b/>
-          <w:sz w:val="24"/>
-          <w:szCs w:val="24"/>
+      <w:r>
+        <w:rPr>
+          <w:rFonts w:hint="default" w:ascii="Times New Roman" w:hAnsi="Times New Roman" w:cs="Times New Roman"/>
+          <w:b/>
+          <w:sz w:val="24"/>
+          <w:szCs w:val="24"/>
+          <w:lang w:val="en-US"/>
         </w:rPr>
         <w:t>${insurance}</w:t>
       </w:r>
@@ -1818,14 +1818,16 @@
           <w:b/>
           <w:sz w:val="24"/>
           <w:szCs w:val="24"/>
-        </w:rPr>
-      </w:pPr>
-      <w:r>
-        <w:rPr>
-          <w:rFonts w:hint="default" w:ascii="Times New Roman" w:hAnsi="Times New Roman" w:cs="Times New Roman"/>
-          <w:b/>
-          <w:sz w:val="24"/>
-          <w:szCs w:val="24"/>
+          <w:lang w:val="en-US"/>
+        </w:rPr>
+      </w:pPr>
+      <w:r>
+        <w:rPr>
+          <w:rFonts w:hint="default" w:ascii="Times New Roman" w:hAnsi="Times New Roman" w:cs="Times New Roman"/>
+          <w:b/>
+          <w:sz w:val="24"/>
+          <w:szCs w:val="24"/>
+          <w:lang w:val="en-US"/>
         </w:rPr>
         <w:tab/>
       </w:r>
@@ -1835,6 +1837,7 @@
           <w:b/>
           <w:sz w:val="24"/>
           <w:szCs w:val="24"/>
+          <w:lang w:val="en-US"/>
         </w:rPr>
         <w:t xml:space="preserve">${key} </w:t>
       </w:r>
@@ -1844,6 +1847,7 @@
           <w:b/>
           <w:sz w:val="24"/>
           <w:szCs w:val="24"/>
+          <w:lang w:val="en-US"/>
         </w:rPr>
         <w:tab/>
       </w:r>
@@ -1853,6 +1857,7 @@
           <w:b/>
           <w:sz w:val="24"/>
           <w:szCs w:val="24"/>
+          <w:lang w:val="en-US"/>
         </w:rPr>
         <w:tab/>
       </w:r>
@@ -1862,6 +1867,7 @@
           <w:b/>
           <w:sz w:val="24"/>
           <w:szCs w:val="24"/>
+          <w:lang w:val="en-US"/>
         </w:rPr>
         <w:tab/>
       </w:r>
@@ -1871,8 +1877,9 @@
           <w:b/>
           <w:sz w:val="24"/>
           <w:szCs w:val="24"/>
-        </w:rPr>
-        <w:t>:  ${value}</w:t>
+          <w:lang w:val="en-US"/>
+        </w:rPr>
+        <w:t>: ${value}</w:t>
       </w:r>
     </w:p>
     <w:p>
@@ -1885,20 +1892,21 @@
           <w:tab w:val="left" w:pos="3708"/>
         </w:tabs>
         <w:spacing w:line="240" w:lineRule="auto"/>
-        <w:jc w:val="both"/>
-        <w:rPr>
-          <w:rFonts w:hint="default" w:ascii="Times New Roman" w:hAnsi="Times New Roman" w:cs="Times New Roman"/>
-          <w:b/>
-          <w:sz w:val="24"/>
-          <w:szCs w:val="24"/>
-        </w:rPr>
-      </w:pPr>
-      <w:r>
-        <w:rPr>
-          <w:rFonts w:hint="default" w:ascii="Times New Roman" w:hAnsi="Times New Roman" w:cs="Times New Roman"/>
-          <w:b/>
-          <w:sz w:val="24"/>
-          <w:szCs w:val="24"/>
+        <w:rPr>
+          <w:rFonts w:hint="default" w:ascii="Times New Roman" w:hAnsi="Times New Roman" w:cs="Times New Roman"/>
+          <w:b/>
+          <w:sz w:val="24"/>
+          <w:szCs w:val="24"/>
+          <w:lang w:val="en-US"/>
+        </w:rPr>
+      </w:pPr>
+      <w:r>
+        <w:rPr>
+          <w:rFonts w:hint="default" w:ascii="Times New Roman" w:hAnsi="Times New Roman" w:cs="Times New Roman"/>
+          <w:b/>
+          <w:sz w:val="24"/>
+          <w:szCs w:val="24"/>
+          <w:lang w:val="en-US"/>
         </w:rPr>
         <w:tab/>
       </w:r>
@@ -1908,6 +1916,7 @@
           <w:b/>
           <w:sz w:val="24"/>
           <w:szCs w:val="24"/>
+          <w:lang w:val="en-US"/>
         </w:rPr>
         <w:t>${/insurance}</w:t>
       </w:r>
@@ -1922,25 +1931,14 @@
           <w:tab w:val="left" w:pos="3708"/>
         </w:tabs>
         <w:spacing w:line="240" w:lineRule="auto"/>
-        <w:jc w:val="both"/>
-        <w:rPr>
-          <w:rFonts w:hint="default" w:cs="Times New Roman"/>
-          <w:b/>
-          <w:sz w:val="24"/>
-          <w:szCs w:val="24"/>
-          <w:lang w:val="en-US"/>
-        </w:rPr>
-      </w:pPr>
-      <w:r>
-        <w:rPr>
-          <w:rFonts w:hint="default" w:cs="Times New Roman"/>
-          <w:b/>
-          <w:sz w:val="24"/>
-          <w:szCs w:val="24"/>
-          <w:lang w:val="en-US"/>
-        </w:rPr>
-        <w:tab/>
-      </w:r>
+        <w:rPr>
+          <w:rFonts w:hint="default" w:ascii="Times New Roman" w:hAnsi="Times New Roman" w:cs="Times New Roman"/>
+          <w:b/>
+          <w:sz w:val="24"/>
+          <w:szCs w:val="24"/>
+          <w:lang w:val="en-US"/>
+        </w:rPr>
+      </w:pPr>
     </w:p>
     <w:p>
       <w:pPr>
@@ -1979,37 +1977,7 @@
           <w:szCs w:val="24"/>
           <w:lang w:val="en-US"/>
         </w:rPr>
-        <w:t>${line_risk_premium_percentage}</w:t>
-      </w:r>
-      <w:r>
-        <w:rPr>
-          <w:rFonts w:hint="default" w:ascii="Times New Roman" w:hAnsi="Times New Roman" w:cs="Times New Roman"/>
-          <w:b/>
-          <w:sz w:val="24"/>
-          <w:szCs w:val="24"/>
-          <w:lang w:val="en-US"/>
-        </w:rPr>
-        <w:tab/>
-      </w:r>
-      <w:r>
-        <w:rPr>
-          <w:rFonts w:hint="default" w:ascii="Times New Roman" w:hAnsi="Times New Roman" w:cs="Times New Roman"/>
-          <w:b/>
-          <w:sz w:val="24"/>
-          <w:szCs w:val="24"/>
-          <w:lang w:val="en-US"/>
-        </w:rPr>
-        <w:tab/>
-      </w:r>
-      <w:r>
-        <w:rPr>
-          <w:rFonts w:hint="default" w:ascii="Times New Roman" w:hAnsi="Times New Roman" w:cs="Times New Roman"/>
-          <w:b/>
-          <w:sz w:val="24"/>
-          <w:szCs w:val="24"/>
-          <w:lang w:val="en-US"/>
-        </w:rPr>
-        <w:t>: ${line_risk_premium_percentage_value}</w:t>
+        <w:t>${riskPremiumPercentage}</w:t>
       </w:r>
     </w:p>
     <w:p>
@@ -2031,6 +1999,76 @@
           <w:lang w:val="en-US"/>
         </w:rPr>
       </w:pPr>
+      <w:r>
+        <w:rPr>
+          <w:rFonts w:hint="default" w:ascii="Times New Roman" w:hAnsi="Times New Roman" w:cs="Times New Roman"/>
+          <w:b/>
+          <w:sz w:val="24"/>
+          <w:szCs w:val="24"/>
+          <w:lang w:val="en-US"/>
+        </w:rPr>
+        <w:tab/>
+      </w:r>
+      <w:r>
+        <w:rPr>
+          <w:rFonts w:hint="default" w:ascii="Times New Roman" w:hAnsi="Times New Roman" w:cs="Times New Roman"/>
+          <w:b/>
+          <w:sz w:val="24"/>
+          <w:szCs w:val="24"/>
+          <w:lang w:val="en-US"/>
+        </w:rPr>
+        <w:t xml:space="preserve">${key} </w:t>
+      </w:r>
+      <w:r>
+        <w:rPr>
+          <w:rFonts w:hint="default" w:ascii="Times New Roman" w:hAnsi="Times New Roman" w:cs="Times New Roman"/>
+          <w:b/>
+          <w:sz w:val="24"/>
+          <w:szCs w:val="24"/>
+          <w:lang w:val="en-US"/>
+        </w:rPr>
+        <w:tab/>
+      </w:r>
+      <w:r>
+        <w:rPr>
+          <w:rFonts w:hint="default" w:ascii="Times New Roman" w:hAnsi="Times New Roman" w:cs="Times New Roman"/>
+          <w:b/>
+          <w:sz w:val="24"/>
+          <w:szCs w:val="24"/>
+          <w:lang w:val="en-US"/>
+        </w:rPr>
+        <w:tab/>
+      </w:r>
+      <w:r>
+        <w:rPr>
+          <w:rFonts w:hint="default" w:ascii="Times New Roman" w:hAnsi="Times New Roman" w:cs="Times New Roman"/>
+          <w:b/>
+          <w:sz w:val="24"/>
+          <w:szCs w:val="24"/>
+          <w:lang w:val="en-US"/>
+        </w:rPr>
+        <w:t>:</w:t>
+      </w:r>
+      <w:r>
+        <w:rPr>
+          <w:rFonts w:hint="default" w:cs="Times New Roman"/>
+          <w:b/>
+          <w:sz w:val="24"/>
+          <w:szCs w:val="24"/>
+          <w:lang w:val="en-US"/>
+        </w:rPr>
+        <w:t xml:space="preserve"> </w:t>
+      </w:r>
+      <w:r>
+        <w:rPr>
+          <w:rFonts w:hint="default" w:ascii="Times New Roman" w:hAnsi="Times New Roman" w:cs="Times New Roman"/>
+          <w:b/>
+          <w:sz w:val="24"/>
+          <w:szCs w:val="24"/>
+          <w:lang w:val="en-US"/>
+        </w:rPr>
+        <w:t>${value}</w:t>
+      </w:r>
     </w:p>
     <w:p>
       <w:pPr>
@@ -2042,18 +2080,17 @@
           <w:tab w:val="left" w:pos="3708"/>
         </w:tabs>
         <w:spacing w:line="240" w:lineRule="auto"/>
-        <w:jc w:val="both"/>
-        <w:rPr>
-          <w:rFonts w:hint="default" w:ascii="Times New Roman" w:hAnsi="Times New Roman" w:cs="Times New Roman"/>
-          <w:b/>
-          <w:sz w:val="24"/>
-          <w:szCs w:val="24"/>
-          <w:highlight w:val="none"/>
-        </w:rPr>
-      </w:pPr>
-      <w:r>
-        <w:rPr>
-          <w:rFonts w:hint="default" w:cs="Times New Roman"/>
+        <w:rPr>
+          <w:rFonts w:hint="default" w:ascii="Times New Roman" w:hAnsi="Times New Roman" w:cs="Times New Roman"/>
+          <w:b/>
+          <w:sz w:val="24"/>
+          <w:szCs w:val="24"/>
+          <w:lang w:val="en-US"/>
+        </w:rPr>
+      </w:pPr>
+      <w:r>
+        <w:rPr>
+          <w:rFonts w:hint="default" w:ascii="Times New Roman" w:hAnsi="Times New Roman" w:cs="Times New Roman"/>
           <w:b/>
           <w:sz w:val="24"/>
           <w:szCs w:val="24"/>
@@ -2067,43 +2104,9 @@
           <w:b/>
           <w:sz w:val="24"/>
           <w:szCs w:val="24"/>
-          <w:shd w:val="clear" w:fill="auto"/>
-          <w:lang w:val="en-US"/>
-        </w:rPr>
-        <w:t>${line_review_bonus}</w:t>
-      </w:r>
-      <w:r>
-        <w:rPr>
-          <w:rFonts w:hint="default" w:ascii="Times New Roman" w:hAnsi="Times New Roman" w:cs="Times New Roman"/>
-          <w:b/>
-          <w:sz w:val="24"/>
-          <w:szCs w:val="24"/>
-          <w:shd w:val="clear" w:fill="auto"/>
-          <w:lang w:val="en-US"/>
-        </w:rPr>
-        <w:tab/>
-      </w:r>
-      <w:r>
-        <w:rPr>
-          <w:rFonts w:hint="default" w:ascii="Times New Roman" w:hAnsi="Times New Roman" w:cs="Times New Roman"/>
-          <w:b/>
-          <w:sz w:val="24"/>
-          <w:szCs w:val="24"/>
-          <w:shd w:val="clear" w:fill="auto"/>
-          <w:lang w:val="en-US"/>
-        </w:rPr>
-        <w:tab/>
-      </w:r>
-      <w:r>
-        <w:rPr>
-          <w:rFonts w:hint="default" w:ascii="Times New Roman" w:hAnsi="Times New Roman" w:cs="Times New Roman"/>
-          <w:b/>
-          <w:sz w:val="24"/>
-          <w:szCs w:val="24"/>
-          <w:shd w:val="clear" w:fill="auto"/>
-          <w:lang w:val="en-US"/>
-        </w:rPr>
-        <w:t>${line_review_bonus_value}</w:t>
+          <w:lang w:val="en-US"/>
+        </w:rPr>
+        <w:t>${/riskPremiumPercentage}</w:t>
       </w:r>
     </w:p>
     <w:p>
@@ -2116,6 +2119,7 @@
           <w:tab w:val="left" w:pos="3708"/>
         </w:tabs>
         <w:spacing w:line="240" w:lineRule="auto"/>
+        <w:jc w:val="both"/>
         <w:rPr>
           <w:rFonts w:hint="default" w:ascii="Times New Roman" w:hAnsi="Times New Roman" w:cs="Times New Roman"/>
           <w:b/>
@@ -2135,6 +2139,194 @@
           <w:tab w:val="left" w:pos="3708"/>
         </w:tabs>
         <w:spacing w:line="240" w:lineRule="auto"/>
+        <w:jc w:val="both"/>
+        <w:rPr>
+          <w:rFonts w:hint="default" w:ascii="Times New Roman" w:hAnsi="Times New Roman" w:cs="Times New Roman"/>
+          <w:b/>
+          <w:sz w:val="24"/>
+          <w:szCs w:val="24"/>
+          <w:lang w:val="en-US"/>
+        </w:rPr>
+      </w:pPr>
+      <w:r>
+        <w:rPr>
+          <w:rFonts w:hint="default" w:ascii="Times New Roman" w:hAnsi="Times New Roman" w:cs="Times New Roman"/>
+          <w:b/>
+          <w:sz w:val="24"/>
+          <w:szCs w:val="24"/>
+          <w:lang w:val="en-US"/>
+        </w:rPr>
+        <w:tab/>
+      </w:r>
+      <w:r>
+        <w:rPr>
+          <w:rFonts w:hint="default" w:ascii="Times New Roman" w:hAnsi="Times New Roman" w:cs="Times New Roman"/>
+          <w:b/>
+          <w:sz w:val="24"/>
+          <w:szCs w:val="24"/>
+          <w:lang w:val="en-US"/>
+        </w:rPr>
+        <w:t>${reviewBonus}</w:t>
+      </w:r>
+    </w:p>
+    <w:p>
+      <w:pPr>
+        <w:tabs>
+          <w:tab w:val="left" w:pos="708"/>
+          <w:tab w:val="left" w:pos="1416"/>
+          <w:tab w:val="left" w:pos="2124"/>
+          <w:tab w:val="left" w:pos="2748"/>
+          <w:tab w:val="left" w:pos="3708"/>
+        </w:tabs>
+        <w:spacing w:line="240" w:lineRule="auto"/>
+        <w:jc w:val="both"/>
+        <w:rPr>
+          <w:rFonts w:hint="default" w:ascii="Times New Roman" w:hAnsi="Times New Roman" w:cs="Times New Roman"/>
+          <w:b/>
+          <w:sz w:val="24"/>
+          <w:szCs w:val="24"/>
+          <w:lang w:val="en-US"/>
+        </w:rPr>
+      </w:pPr>
+      <w:r>
+        <w:rPr>
+          <w:rFonts w:hint="default" w:ascii="Times New Roman" w:hAnsi="Times New Roman" w:cs="Times New Roman"/>
+          <w:b/>
+          <w:sz w:val="24"/>
+          <w:szCs w:val="24"/>
+          <w:lang w:val="en-US"/>
+        </w:rPr>
+        <w:tab/>
+      </w:r>
+      <w:r>
+        <w:rPr>
+          <w:rFonts w:hint="default" w:ascii="Times New Roman" w:hAnsi="Times New Roman" w:cs="Times New Roman"/>
+          <w:b/>
+          <w:sz w:val="24"/>
+          <w:szCs w:val="24"/>
+          <w:lang w:val="en-US"/>
+        </w:rPr>
+        <w:t xml:space="preserve">${key} </w:t>
+      </w:r>
+      <w:r>
+        <w:rPr>
+          <w:rFonts w:hint="default" w:ascii="Times New Roman" w:hAnsi="Times New Roman" w:cs="Times New Roman"/>
+          <w:b/>
+          <w:sz w:val="24"/>
+          <w:szCs w:val="24"/>
+          <w:lang w:val="en-US"/>
+        </w:rPr>
+        <w:tab/>
+      </w:r>
+      <w:r>
+        <w:rPr>
+          <w:rFonts w:hint="default" w:ascii="Times New Roman" w:hAnsi="Times New Roman" w:cs="Times New Roman"/>
+          <w:b/>
+          <w:sz w:val="24"/>
+          <w:szCs w:val="24"/>
+          <w:lang w:val="en-US"/>
+        </w:rPr>
+        <w:tab/>
+      </w:r>
+      <w:r>
+        <w:rPr>
+          <w:rFonts w:hint="default" w:ascii="Times New Roman" w:hAnsi="Times New Roman" w:cs="Times New Roman"/>
+          <w:b/>
+          <w:sz w:val="24"/>
+          <w:szCs w:val="24"/>
+          <w:lang w:val="en-US"/>
+        </w:rPr>
+        <w:t>:</w:t>
+      </w:r>
+      <w:r>
+        <w:rPr>
+          <w:rFonts w:hint="default" w:cs="Times New Roman"/>
+          <w:b/>
+          <w:sz w:val="24"/>
+          <w:szCs w:val="24"/>
+          <w:lang w:val="en-US"/>
+        </w:rPr>
+        <w:t xml:space="preserve"> </w:t>
+      </w:r>
+      <w:r>
+        <w:rPr>
+          <w:rFonts w:hint="default" w:ascii="Times New Roman" w:hAnsi="Times New Roman" w:cs="Times New Roman"/>
+          <w:b/>
+          <w:sz w:val="24"/>
+          <w:szCs w:val="24"/>
+          <w:lang w:val="en-US"/>
+        </w:rPr>
+        <w:t>${value}</w:t>
+      </w:r>
+    </w:p>
+    <w:p>
+      <w:pPr>
+        <w:tabs>
+          <w:tab w:val="left" w:pos="708"/>
+          <w:tab w:val="left" w:pos="1416"/>
+          <w:tab w:val="left" w:pos="2124"/>
+          <w:tab w:val="left" w:pos="2748"/>
+          <w:tab w:val="left" w:pos="3708"/>
+        </w:tabs>
+        <w:spacing w:line="240" w:lineRule="auto"/>
+        <w:rPr>
+          <w:rFonts w:hint="default" w:ascii="Times New Roman" w:hAnsi="Times New Roman" w:cs="Times New Roman"/>
+          <w:b/>
+          <w:sz w:val="24"/>
+          <w:szCs w:val="24"/>
+          <w:lang w:val="en-US"/>
+        </w:rPr>
+      </w:pPr>
+      <w:r>
+        <w:rPr>
+          <w:rFonts w:hint="default" w:ascii="Times New Roman" w:hAnsi="Times New Roman" w:cs="Times New Roman"/>
+          <w:b/>
+          <w:sz w:val="24"/>
+          <w:szCs w:val="24"/>
+          <w:lang w:val="en-US"/>
+        </w:rPr>
+        <w:tab/>
+      </w:r>
+      <w:r>
+        <w:rPr>
+          <w:rFonts w:hint="default" w:ascii="Times New Roman" w:hAnsi="Times New Roman" w:cs="Times New Roman"/>
+          <w:b/>
+          <w:sz w:val="24"/>
+          <w:szCs w:val="24"/>
+          <w:lang w:val="en-US"/>
+        </w:rPr>
+        <w:t>${/reviewBonus}</w:t>
+      </w:r>
+    </w:p>
+    <w:p>
+      <w:pPr>
+        <w:tabs>
+          <w:tab w:val="left" w:pos="708"/>
+          <w:tab w:val="left" w:pos="1416"/>
+          <w:tab w:val="left" w:pos="2124"/>
+          <w:tab w:val="left" w:pos="2748"/>
+          <w:tab w:val="left" w:pos="3708"/>
+        </w:tabs>
+        <w:spacing w:line="240" w:lineRule="auto"/>
+        <w:rPr>
+          <w:rFonts w:hint="default" w:ascii="Times New Roman" w:hAnsi="Times New Roman" w:cs="Times New Roman"/>
+          <w:b/>
+          <w:sz w:val="24"/>
+          <w:szCs w:val="24"/>
+          <w:lang w:val="en-US"/>
+        </w:rPr>
+      </w:pPr>
+    </w:p>
+    <w:p>
+      <w:pPr>
+        <w:tabs>
+          <w:tab w:val="left" w:pos="708"/>
+          <w:tab w:val="left" w:pos="1416"/>
+          <w:tab w:val="left" w:pos="2124"/>
+          <w:tab w:val="left" w:pos="2748"/>
+          <w:tab w:val="left" w:pos="3708"/>
+        </w:tabs>
+        <w:spacing w:line="240" w:lineRule="auto"/>
         <w:rPr>
           <w:rFonts w:hint="default" w:ascii="Times New Roman" w:hAnsi="Times New Roman" w:cs="Times New Roman"/>
           <w:color w:val="111111"/>
@@ -2154,6 +2346,8 @@
         </w:rPr>
         <w:tab/>
       </w:r>
+      <w:bookmarkStart w:id="6" w:name="_GoBack"/>
+      <w:bookmarkEnd w:id="6"/>
       <w:r>
         <w:rPr>
           <w:rFonts w:hint="default" w:ascii="Times New Roman" w:hAnsi="Times New Roman" w:cs="Times New Roman"/>

--- a/document_templates/Contracts/company/with_pledge/contract_company_with_pledge.docx
+++ b/document_templates/Contracts/company/with_pledge/contract_company_with_pledge.docx
@@ -98,7 +98,27 @@
           <w:szCs w:val="24"/>
           <w:highlight w:val="none"/>
         </w:rPr>
-        <w:t>, Société Anonyme avec Conseil d’Administration au capital de  500.000.000 FCFA, immatriculée au Registre du Commerce et du Crédit Mobilier du TOGO, sous le numéro initial TOGO-LOME TG-LOM 2018 B2536, Agrément Numéro 36 et inscrite sur la liste de l’APSFD sous le numéro T/1/GFLM/2019/257A, dont le siège social est situé à LOME (TOGO</w:t>
+        <w:t xml:space="preserve">, Société Anonyme avec Conseil d’Administration au capital de  500.000.000 FCFA, immatriculée au Registre du Commerce et du Crédit Mobilier du TOGO, sous le numéro initial </w:t>
+      </w:r>
+      <w:r>
+        <w:rPr>
+          <w:rFonts w:hint="default" w:ascii="Times New Roman" w:hAnsi="Times New Roman" w:cs="Times New Roman"/>
+          <w:color w:val="000000"/>
+          <w:sz w:val="24"/>
+          <w:szCs w:val="24"/>
+        </w:rPr>
+        <w:t>TG-LFW-01-2022-44-0713, Agrément Numéro 36/MF/SG/CAS-IMEC et inscrite sur la liste de l’APSFD sous le numéro T/1/GFLM/2019/257A</w:t>
+      </w:r>
+      <w:bookmarkStart w:id="6" w:name="_GoBack"/>
+      <w:bookmarkEnd w:id="6"/>
+      <w:r>
+        <w:rPr>
+          <w:rFonts w:hint="default" w:ascii="Times New Roman" w:hAnsi="Times New Roman" w:cs="Times New Roman"/>
+          <w:sz w:val="24"/>
+          <w:szCs w:val="24"/>
+          <w:highlight w:val="none"/>
+        </w:rPr>
+        <w:t>, dont le siège social est situé à LOME (TOGO</w:t>
       </w:r>
       <w:bookmarkStart w:id="0" w:name="_Hlk66259236"/>
       <w:r>
@@ -2346,8 +2366,6 @@
         </w:rPr>
         <w:tab/>
       </w:r>
-      <w:bookmarkStart w:id="6" w:name="_GoBack"/>
-      <w:bookmarkEnd w:id="6"/>
       <w:r>
         <w:rPr>
           <w:rFonts w:hint="default" w:ascii="Times New Roman" w:hAnsi="Times New Roman" w:cs="Times New Roman"/>

--- a/document_templates/Contracts/company/with_pledge/contract_company_with_pledge.docx
+++ b/document_templates/Contracts/company/with_pledge/contract_company_with_pledge.docx
@@ -98,7 +98,7 @@
           <w:szCs w:val="24"/>
           <w:highlight w:val="none"/>
         </w:rPr>
-        <w:t xml:space="preserve">, Société Anonyme avec Conseil d’Administration au capital de  500.000.000 FCFA, immatriculée au Registre du Commerce et du Crédit Mobilier du TOGO, sous le numéro initial </w:t>
+        <w:t xml:space="preserve">, Société Anonyme avec Conseil d’Administration au capital de  1 500 000 000 FCFA, immatriculée au Registre du Commerce et du Crédit Mobilier du TOGO, sous le numéro initial </w:t>
       </w:r>
       <w:r>
         <w:rPr>
@@ -107,98 +107,98 @@
           <w:sz w:val="24"/>
           <w:szCs w:val="24"/>
         </w:rPr>
-        <w:t>TG-LFW-01-2022-44-0713, Agrément Numéro 36/MF/SG/CAS-IMEC et inscrite sur la liste de l’APSFD sous le numéro T/1/GFLM/2019/257A</w:t>
+        <w:t>TG-LFW-01-2025-M-12369, Agrément Numéro 36/MF/SG/CAS-IMEC et inscrite sur la liste de l’APSFD sous le numéro T/1/GFLM/2019/257A</w:t>
+      </w:r>
+      <w:r>
+        <w:rPr>
+          <w:rFonts w:hint="default" w:ascii="Times New Roman" w:hAnsi="Times New Roman" w:cs="Times New Roman"/>
+          <w:sz w:val="24"/>
+          <w:szCs w:val="24"/>
+          <w:highlight w:val="none"/>
+        </w:rPr>
+        <w:t>, dont le siège social est situé à LOME (TOGO</w:t>
+      </w:r>
+      <w:bookmarkStart w:id="0" w:name="_Hlk66259236"/>
+      <w:r>
+        <w:rPr>
+          <w:rFonts w:hint="default" w:ascii="Times New Roman" w:hAnsi="Times New Roman" w:cs="Times New Roman"/>
+          <w:sz w:val="24"/>
+          <w:szCs w:val="24"/>
+          <w:highlight w:val="none"/>
+        </w:rPr>
+        <w:t>), Boulevard du 13 Janvier, Quartier Kodjoviakopé, 07 BP : 7499 Lomé-TOGO</w:t>
+      </w:r>
+      <w:bookmarkEnd w:id="0"/>
+      <w:r>
+        <w:rPr>
+          <w:rFonts w:hint="default" w:ascii="Times New Roman" w:hAnsi="Times New Roman" w:cs="Times New Roman"/>
+          <w:sz w:val="24"/>
+          <w:szCs w:val="24"/>
+          <w:highlight w:val="none"/>
+        </w:rPr>
+        <w:t>, Téléphone : 00 228 22 23 68 68 / 00 228 22 23 68 60 ;</w:t>
+      </w:r>
+    </w:p>
+    <w:p>
+      <w:pPr>
+        <w:spacing w:after="200" w:line="276" w:lineRule="auto"/>
+        <w:jc w:val="both"/>
+        <w:rPr>
+          <w:rFonts w:hint="default" w:ascii="Times New Roman" w:hAnsi="Times New Roman" w:eastAsia="Calibri" w:cs="Times New Roman"/>
+          <w:sz w:val="24"/>
+          <w:szCs w:val="24"/>
+          <w:highlight w:val="none"/>
+          <w:lang w:eastAsia="en-US"/>
+        </w:rPr>
+      </w:pPr>
+      <w:r>
+        <w:rPr>
+          <w:rFonts w:hint="default" w:ascii="Times New Roman" w:hAnsi="Times New Roman" w:cs="Times New Roman"/>
+          <w:bCs/>
+          <w:iCs/>
+          <w:sz w:val="24"/>
+          <w:szCs w:val="24"/>
+          <w:highlight w:val="none"/>
+        </w:rPr>
+        <w:t xml:space="preserve">Représentée par </w:t>
+      </w:r>
+      <w:r>
+        <w:rPr>
+          <w:rFonts w:hint="default" w:ascii="Times New Roman" w:hAnsi="Times New Roman" w:cs="Times New Roman"/>
+          <w:b/>
+          <w:bCs/>
+          <w:iCs/>
+          <w:sz w:val="24"/>
+          <w:szCs w:val="24"/>
+          <w:highlight w:val="none"/>
+        </w:rPr>
+        <w:t>Monsieur</w:t>
+      </w:r>
+      <w:r>
+        <w:rPr>
+          <w:rFonts w:hint="default" w:ascii="Times New Roman" w:hAnsi="Times New Roman" w:cs="Times New Roman"/>
+          <w:bCs/>
+          <w:iCs/>
+          <w:sz w:val="24"/>
+          <w:szCs w:val="24"/>
+          <w:highlight w:val="none"/>
+        </w:rPr>
+        <w:t xml:space="preserve"> </w:t>
+      </w:r>
+      <w:r>
+        <w:rPr>
+          <w:rFonts w:hint="default" w:ascii="Times New Roman" w:hAnsi="Times New Roman" w:cs="Times New Roman"/>
+          <w:b/>
+          <w:bCs/>
+          <w:iCs/>
+          <w:sz w:val="24"/>
+          <w:szCs w:val="24"/>
+          <w:highlight w:val="none"/>
+        </w:rPr>
+        <w:t>Kossi Mawuli KOVE</w:t>
       </w:r>
       <w:bookmarkStart w:id="6" w:name="_GoBack"/>
       <w:bookmarkEnd w:id="6"/>
-      <w:r>
-        <w:rPr>
-          <w:rFonts w:hint="default" w:ascii="Times New Roman" w:hAnsi="Times New Roman" w:cs="Times New Roman"/>
-          <w:sz w:val="24"/>
-          <w:szCs w:val="24"/>
-          <w:highlight w:val="none"/>
-        </w:rPr>
-        <w:t>, dont le siège social est situé à LOME (TOGO</w:t>
-      </w:r>
-      <w:bookmarkStart w:id="0" w:name="_Hlk66259236"/>
-      <w:r>
-        <w:rPr>
-          <w:rFonts w:hint="default" w:ascii="Times New Roman" w:hAnsi="Times New Roman" w:cs="Times New Roman"/>
-          <w:sz w:val="24"/>
-          <w:szCs w:val="24"/>
-          <w:highlight w:val="none"/>
-        </w:rPr>
-        <w:t>), Boulevard du 13 Janvier, Quartier Kodjoviakopé, 07 BP : 7499 Lomé-TOGO</w:t>
-      </w:r>
-      <w:bookmarkEnd w:id="0"/>
-      <w:r>
-        <w:rPr>
-          <w:rFonts w:hint="default" w:ascii="Times New Roman" w:hAnsi="Times New Roman" w:cs="Times New Roman"/>
-          <w:sz w:val="24"/>
-          <w:szCs w:val="24"/>
-          <w:highlight w:val="none"/>
-        </w:rPr>
-        <w:t>, Téléphone : 00 228 22 23 68 68 / 00 228 22 23 68 60 ;</w:t>
-      </w:r>
-    </w:p>
-    <w:p>
-      <w:pPr>
-        <w:spacing w:after="200" w:line="276" w:lineRule="auto"/>
-        <w:jc w:val="both"/>
-        <w:rPr>
-          <w:rFonts w:hint="default" w:ascii="Times New Roman" w:hAnsi="Times New Roman" w:eastAsia="Calibri" w:cs="Times New Roman"/>
-          <w:sz w:val="24"/>
-          <w:szCs w:val="24"/>
-          <w:highlight w:val="none"/>
-          <w:lang w:eastAsia="en-US"/>
-        </w:rPr>
-      </w:pPr>
-      <w:r>
-        <w:rPr>
-          <w:rFonts w:hint="default" w:ascii="Times New Roman" w:hAnsi="Times New Roman" w:cs="Times New Roman"/>
-          <w:bCs/>
-          <w:iCs/>
-          <w:sz w:val="24"/>
-          <w:szCs w:val="24"/>
-          <w:highlight w:val="none"/>
-        </w:rPr>
-        <w:t xml:space="preserve">Représentée par </w:t>
-      </w:r>
-      <w:r>
-        <w:rPr>
-          <w:rFonts w:hint="default" w:ascii="Times New Roman" w:hAnsi="Times New Roman" w:cs="Times New Roman"/>
-          <w:b/>
-          <w:bCs/>
-          <w:iCs/>
-          <w:sz w:val="24"/>
-          <w:szCs w:val="24"/>
-          <w:highlight w:val="none"/>
-        </w:rPr>
-        <w:t>Monsieur</w:t>
-      </w:r>
-      <w:r>
-        <w:rPr>
-          <w:rFonts w:hint="default" w:ascii="Times New Roman" w:hAnsi="Times New Roman" w:cs="Times New Roman"/>
-          <w:bCs/>
-          <w:iCs/>
-          <w:sz w:val="24"/>
-          <w:szCs w:val="24"/>
-          <w:highlight w:val="none"/>
-        </w:rPr>
-        <w:t xml:space="preserve"> </w:t>
-      </w:r>
-      <w:r>
-        <w:rPr>
-          <w:rFonts w:hint="default" w:ascii="Times New Roman" w:hAnsi="Times New Roman" w:cs="Times New Roman"/>
-          <w:b/>
-          <w:bCs/>
-          <w:iCs/>
-          <w:sz w:val="24"/>
-          <w:szCs w:val="24"/>
-          <w:highlight w:val="none"/>
-        </w:rPr>
-        <w:t>Pascal KOVE</w:t>
-      </w:r>
       <w:r>
         <w:rPr>
           <w:rFonts w:hint="default" w:ascii="Times New Roman" w:hAnsi="Times New Roman" w:cs="Times New Roman"/>

--- a/document_templates/Contracts/company/with_pledge/contract_company_with_pledge.docx
+++ b/document_templates/Contracts/company/with_pledge/contract_company_with_pledge.docx
@@ -197,8 +197,6 @@
         </w:rPr>
         <w:t>Kossi Mawuli KOVE</w:t>
       </w:r>
-      <w:bookmarkStart w:id="6" w:name="_GoBack"/>
-      <w:bookmarkEnd w:id="6"/>
       <w:r>
         <w:rPr>
           <w:rFonts w:hint="default" w:ascii="Times New Roman" w:hAnsi="Times New Roman" w:cs="Times New Roman"/>
@@ -577,7 +575,34 @@
           <w:highlight w:val="none"/>
           <w:shd w:val="clear" w:fill="auto"/>
         </w:rPr>
-        <w:t>}, de nationalité ${representative_nationality} domicilié à ${representative_home_address} et titulaire d’un(e) ${representative_type_of_identity_document} ${representative_number_of_identity_document} délivrée le ${representative_date_of_issue_of_identity_document</w:t>
+        <w:t>}, de nationalité ${representative_nationality} domicilié à ${representative_home_address} et titulaire d’un(e) ${representative_type_of_identity_document} ${representative_number_of_identity_document}</w:t>
+      </w:r>
+      <w:r>
+        <w:rPr>
+          <w:rFonts w:hint="default" w:cs="Times New Roman"/>
+          <w:b w:val="0"/>
+          <w:bCs w:val="0"/>
+          <w:sz w:val="24"/>
+          <w:szCs w:val="24"/>
+          <w:highlight w:val="none"/>
+          <w:shd w:val="clear" w:fill="auto"/>
+          <w:lang w:val="fr-FR"/>
+        </w:rPr>
+        <w:t xml:space="preserve"> </w:t>
+      </w:r>
+      <w:bookmarkStart w:id="6" w:name="_GoBack"/>
+      <w:bookmarkEnd w:id="6"/>
+      <w:r>
+        <w:rPr>
+          <w:rFonts w:hint="default" w:ascii="Times New Roman" w:hAnsi="Times New Roman" w:cs="Times New Roman"/>
+          <w:b w:val="0"/>
+          <w:bCs w:val="0"/>
+          <w:sz w:val="24"/>
+          <w:szCs w:val="24"/>
+          <w:highlight w:val="none"/>
+          <w:shd w:val="clear" w:fill="auto"/>
+        </w:rPr>
+        <w:t>${representative_date_of_issue_of_identity_document</w:t>
       </w:r>
       <w:r>
         <w:rPr>
